--- a/docs/para-drive/Manual técnico.docx
+++ b/docs/para-drive/Manual técnico.docx
@@ -82,7 +82,7 @@
         <w:pStyle w:val="BlockText"/>
       </w:pPr>
       <w:r>
-        <w:t xml:space="preserve">Pendiente: sección del frontend (pantallas y módulos JavaScript) cuando Jawer termine la integración; recordatorio automático; despliegue; paso a la plantilla oficial de la FET.</w:t>
+        <w:t xml:space="preserve">Pendiente: sección del frontend (pantallas y módulos JavaScript) cuando termine la integración; despliegue; paso a la plantilla oficial de la FET.</w:t>
       </w:r>
     </w:p>
     <w:bookmarkStart w:id="20" w:name="propósito-y-alcance"/>
@@ -1262,19 +1262,87 @@
               <w:rPr>
                 <w:rStyle w:val="VerbatimChar"/>
               </w:rPr>
-              <w:t xml:space="preserve">backend/src/scripts/crearAdmin.js</w:t>
-            </w:r>
-          </w:p>
-        </w:tc>
-        <w:tc>
-          <w:tcPr/>
-          <w:p>
-            <w:pPr>
-              <w:pStyle w:val="Compact"/>
-              <w:jc w:val="left"/>
-            </w:pPr>
-            <w:r>
-              <w:t xml:space="preserve">Creación del administrador por consola</w:t>
+              <w:t xml:space="preserve">backend/src/scripts/</w:t>
+            </w:r>
+          </w:p>
+        </w:tc>
+        <w:tc>
+          <w:tcPr/>
+          <w:p>
+            <w:pPr>
+              <w:pStyle w:val="Compact"/>
+              <w:jc w:val="left"/>
+            </w:pPr>
+            <w:r>
+              <w:t xml:space="preserve">Consola:</w:t>
+            </w:r>
+            <w:r>
+              <w:t xml:space="preserve"> </w:t>
+            </w:r>
+            <w:r>
+              <w:rPr>
+                <w:rStyle w:val="VerbatimChar"/>
+              </w:rPr>
+              <w:t xml:space="preserve">crearAdmin.js</w:t>
+            </w:r>
+            <w:r>
+              <w:t xml:space="preserve"> </w:t>
+            </w:r>
+            <w:r>
+              <w:t xml:space="preserve">(crear la secretaria),</w:t>
+            </w:r>
+            <w:r>
+              <w:t xml:space="preserve"> </w:t>
+            </w:r>
+            <w:r>
+              <w:rPr>
+                <w:rStyle w:val="VerbatimChar"/>
+              </w:rPr>
+              <w:t xml:space="preserve">restablecerAdmin.js</w:t>
+            </w:r>
+            <w:r>
+              <w:t xml:space="preserve"> </w:t>
+            </w:r>
+            <w:r>
+              <w:t xml:space="preserve">(restablecer su clave) y</w:t>
+            </w:r>
+            <w:r>
+              <w:t xml:space="preserve"> </w:t>
+            </w:r>
+            <w:r>
+              <w:rPr>
+                <w:rStyle w:val="VerbatimChar"/>
+              </w:rPr>
+              <w:t xml:space="preserve">enviarRecordatorios.js</w:t>
+            </w:r>
+          </w:p>
+        </w:tc>
+      </w:tr>
+      <w:tr>
+        <w:tc>
+          <w:tcPr/>
+          <w:p>
+            <w:pPr>
+              <w:pStyle w:val="Compact"/>
+              <w:jc w:val="left"/>
+            </w:pPr>
+            <w:r>
+              <w:rPr>
+                <w:rStyle w:val="VerbatimChar"/>
+              </w:rPr>
+              <w:t xml:space="preserve">backend/src/services/recordatorios.js</w:t>
+            </w:r>
+          </w:p>
+        </w:tc>
+        <w:tc>
+          <w:tcPr/>
+          <w:p>
+            <w:pPr>
+              <w:pStyle w:val="Compact"/>
+              <w:jc w:val="left"/>
+            </w:pPr>
+            <w:r>
+              <w:t xml:space="preserve">Recordatorio del día anterior y su ejecución automática</w:t>
             </w:r>
           </w:p>
         </w:tc>
@@ -2472,6 +2540,21 @@
               </w:rPr>
               <w:t xml:space="preserve">GET /pacientes/:id</w:t>
             </w:r>
+            <w:r>
+              <w:t xml:space="preserve"> </w:t>
+            </w:r>
+            <w:r>
+              <w:t xml:space="preserve">·</w:t>
+            </w:r>
+            <w:r>
+              <w:t xml:space="preserve"> </w:t>
+            </w:r>
+            <w:r>
+              <w:rPr>
+                <w:rStyle w:val="VerbatimChar"/>
+              </w:rPr>
+              <w:t xml:space="preserve">POST /pacientes/:id/restablecer-contrasena</w:t>
+            </w:r>
           </w:p>
         </w:tc>
         <w:tc>
@@ -2822,6 +2905,21 @@
                 <w:rStyle w:val="VerbatimChar"/>
               </w:rPr>
               <w:t xml:space="preserve">PATCH /admin/notificaciones/:id</w:t>
+            </w:r>
+            <w:r>
+              <w:t xml:space="preserve"> </w:t>
+            </w:r>
+            <w:r>
+              <w:t xml:space="preserve">·</w:t>
+            </w:r>
+            <w:r>
+              <w:t xml:space="preserve"> </w:t>
+            </w:r>
+            <w:r>
+              <w:rPr>
+                <w:rStyle w:val="VerbatimChar"/>
+              </w:rPr>
+              <w:t xml:space="preserve">POST /admin/recordatorios</w:t>
             </w:r>
           </w:p>
         </w:tc>
@@ -3520,6 +3618,100 @@
           </w:p>
         </w:tc>
       </w:tr>
+      <w:tr>
+        <w:tc>
+          <w:tcPr/>
+          <w:p>
+            <w:pPr>
+              <w:pStyle w:val="Compact"/>
+              <w:jc w:val="left"/>
+            </w:pPr>
+            <w:r>
+              <w:t xml:space="preserve">Recordatorio el día anterior, una sola vez</w:t>
+            </w:r>
+          </w:p>
+        </w:tc>
+        <w:tc>
+          <w:tcPr/>
+          <w:p>
+            <w:pPr>
+              <w:pStyle w:val="Compact"/>
+              <w:jc w:val="left"/>
+            </w:pPr>
+            <w:r>
+              <w:rPr>
+                <w:rStyle w:val="VerbatimChar"/>
+              </w:rPr>
+              <w:t xml:space="preserve">services/recordatorios.js</w:t>
+            </w:r>
+            <w:r>
+              <w:t xml:space="preserve">: cada 30 min dentro de</w:t>
+            </w:r>
+            <w:r>
+              <w:t xml:space="preserve"> </w:t>
+            </w:r>
+            <w:r>
+              <w:rPr>
+                <w:rStyle w:val="VerbatimChar"/>
+              </w:rPr>
+              <w:t xml:space="preserve">RECORDATORIO_DESDE</w:t>
+            </w:r>
+            <w:r>
+              <w:t xml:space="preserve">–</w:t>
+            </w:r>
+            <w:r>
+              <w:rPr>
+                <w:rStyle w:val="VerbatimChar"/>
+              </w:rPr>
+              <w:t xml:space="preserve">RECORDATORIO_HASTA</w:t>
+            </w:r>
+            <w:r>
+              <w:t xml:space="preserve">; citas confirmadas de mañana agendadas hace más de 12 h y sin recordatorio posterior a su última confirmación o reprogramación</w:t>
+            </w:r>
+          </w:p>
+        </w:tc>
+      </w:tr>
+      <w:tr>
+        <w:tc>
+          <w:tcPr/>
+          <w:p>
+            <w:pPr>
+              <w:pStyle w:val="Compact"/>
+              <w:jc w:val="left"/>
+            </w:pPr>
+            <w:r>
+              <w:t xml:space="preserve">“</w:t>
+            </w:r>
+            <w:r>
+              <w:t xml:space="preserve">Olvidé mi contraseña</w:t>
+            </w:r>
+            <w:r>
+              <w:t xml:space="preserve">”</w:t>
+            </w:r>
+          </w:p>
+        </w:tc>
+        <w:tc>
+          <w:tcPr/>
+          <w:p>
+            <w:pPr>
+              <w:pStyle w:val="Compact"/>
+              <w:jc w:val="left"/>
+            </w:pPr>
+            <w:r>
+              <w:t xml:space="preserve">La secretaria genera una clave temporal nueva (</w:t>
+            </w:r>
+            <w:r>
+              <w:rPr>
+                <w:rStyle w:val="VerbatimChar"/>
+              </w:rPr>
+              <w:t xml:space="preserve">debe_cambiar_contrasena = TRUE</w:t>
+            </w:r>
+            <w:r>
+              <w:t xml:space="preserve">); la de la secretaria se restablece por consola</w:t>
+            </w:r>
+          </w:p>
+        </w:tc>
+      </w:tr>
     </w:tbl>
     <w:p>
       <w:pPr>
@@ -4176,7 +4368,81 @@
         <w:t xml:space="preserve">recordatorio</w:t>
       </w:r>
       <w:r>
-        <w:t xml:space="preserve">. El recordatorio todavía no está implementado.</w:t>
+        <w:t xml:space="preserve">. Solo los dos primeros llevan el enlace de gestión: el recordatorio sale cuando ya pasó el plazo de 24 horas y la cancelación ya no lo necesita.</w:t>
+      </w:r>
+    </w:p>
+    <w:p>
+      <w:pPr>
+        <w:pStyle w:val="BodyText"/>
+      </w:pPr>
+      <w:r>
+        <w:t xml:space="preserve">El recordatorio lo genera</w:t>
+      </w:r>
+      <w:r>
+        <w:t xml:space="preserve"> </w:t>
+      </w:r>
+      <w:r>
+        <w:rPr>
+          <w:rStyle w:val="VerbatimChar"/>
+        </w:rPr>
+        <w:t xml:space="preserve">services/recordatorios.js</w:t>
+      </w:r>
+      <w:r>
+        <w:t xml:space="preserve">, programado desde</w:t>
+      </w:r>
+      <w:r>
+        <w:t xml:space="preserve"> </w:t>
+      </w:r>
+      <w:r>
+        <w:rPr>
+          <w:rStyle w:val="VerbatimChar"/>
+        </w:rPr>
+        <w:t xml:space="preserve">server.js</w:t>
+      </w:r>
+      <w:r>
+        <w:t xml:space="preserve"> </w:t>
+      </w:r>
+      <w:r>
+        <w:t xml:space="preserve">cada 30 minutos (se desactiva con</w:t>
+      </w:r>
+      <w:r>
+        <w:t xml:space="preserve"> </w:t>
+      </w:r>
+      <w:r>
+        <w:rPr>
+          <w:rStyle w:val="VerbatimChar"/>
+        </w:rPr>
+        <w:t xml:space="preserve">RECORDATORIOS_AUTOMATICOS=false</w:t>
+      </w:r>
+      <w:r>
+        <w:t xml:space="preserve">). También se puede lanzar con</w:t>
+      </w:r>
+      <w:r>
+        <w:t xml:space="preserve"> </w:t>
+      </w:r>
+      <w:r>
+        <w:rPr>
+          <w:rStyle w:val="VerbatimChar"/>
+        </w:rPr>
+        <w:t xml:space="preserve">POST /api/admin/recordatorios</w:t>
+      </w:r>
+      <w:r>
+        <w:t xml:space="preserve"> </w:t>
+      </w:r>
+      <w:r>
+        <w:t xml:space="preserve">o</w:t>
+      </w:r>
+      <w:r>
+        <w:t xml:space="preserve"> </w:t>
+      </w:r>
+      <w:r>
+        <w:rPr>
+          <w:rStyle w:val="VerbatimChar"/>
+        </w:rPr>
+        <w:t xml:space="preserve">npm run recordatorios</w:t>
+      </w:r>
+      <w:r>
+        <w:t xml:space="preserve">.</w:t>
       </w:r>
     </w:p>
     <w:bookmarkEnd w:id="31"/>
@@ -4208,7 +4474,7 @@
         <w:t xml:space="preserve"> </w:t>
       </w:r>
       <w:r>
-        <w:t xml:space="preserve">105 comprobaciones automatizadas sobre una base limpia. Cubren el catálogo, el calendario, agendar, la carrera por la misma hora, la gestión con código, la regla de 24 horas, el panel de la secretaria, los mensajes, los permisos, el alta de pacientes y la historia clínica. Todas correctas al 6 de octubre de 2026.</w:t>
+        <w:t xml:space="preserve">117 comprobaciones automatizadas sobre una base limpia. Cubren el catálogo, el calendario, agendar, la carrera por la misma hora, la gestión con código, la regla de 24 horas, el panel de la secretaria, los mensajes, los permisos, el alta de pacientes, la historia clínica, el recordatorio y el restablecimiento de claves. Todas correctas al 7 de octubre de 2026.</w:t>
       </w:r>
     </w:p>
     <w:p>

--- a/docs/para-drive/Manual técnico.docx
+++ b/docs/para-drive/Manual técnico.docx
@@ -1400,6 +1400,9 @@
               <w:jc w:val="left"/>
             </w:pPr>
             <w:r>
+              <w:t xml:space="preserve">Páginas públicas (</w:t>
+            </w:r>
+            <w:r>
               <w:rPr>
                 <w:rStyle w:val="VerbatimChar"/>
               </w:rPr>
@@ -1415,9 +1418,30 @@
               <w:rPr>
                 <w:rStyle w:val="VerbatimChar"/>
               </w:rPr>
+              <w:t xml:space="preserve">gestionar-cita.html</w:t>
+            </w:r>
+            <w:r>
+              <w:t xml:space="preserve">,</w:t>
+            </w:r>
+            <w:r>
+              <w:t xml:space="preserve"> </w:t>
+            </w:r>
+            <w:r>
+              <w:rPr>
+                <w:rStyle w:val="VerbatimChar"/>
+              </w:rPr>
               <w:t xml:space="preserve">politica-datos.html</w:t>
             </w:r>
             <w:r>
+              <w:t xml:space="preserve">) y con sesión (</w:t>
+            </w:r>
+            <w:r>
+              <w:rPr>
+                <w:rStyle w:val="VerbatimChar"/>
+              </w:rPr>
+              <w:t xml:space="preserve">cambiar-contrasena.html</w:t>
+            </w:r>
+            <w:r>
               <w:t xml:space="preserve">,</w:t>
             </w:r>
             <w:r>
@@ -1427,13 +1451,37 @@
               <w:rPr>
                 <w:rStyle w:val="VerbatimChar"/>
               </w:rPr>
+              <w:t xml:space="preserve">mis-citas.html</w:t>
+            </w:r>
+            <w:r>
+              <w:t xml:space="preserve">,</w:t>
+            </w:r>
+            <w:r>
+              <w:t xml:space="preserve"> </w:t>
+            </w:r>
+            <w:r>
+              <w:rPr>
+                <w:rStyle w:val="VerbatimChar"/>
+              </w:rPr>
+              <w:t xml:space="preserve">panel-secretaria.html</w:t>
+            </w:r>
+            <w:r>
+              <w:t xml:space="preserve">);</w:t>
+            </w:r>
+            <w:r>
+              <w:t xml:space="preserve"> </w:t>
+            </w:r>
+            <w:r>
+              <w:rPr>
+                <w:rStyle w:val="VerbatimChar"/>
+              </w:rPr>
               <w:t xml:space="preserve">css/</w:t>
             </w:r>
             <w:r>
               <w:t xml:space="preserve"> </w:t>
             </w:r>
             <w:r>
-              <w:t xml:space="preserve">(tokens → base → pantalla),</w:t>
+              <w:t xml:space="preserve">(tokens → base → pantalla);</w:t>
             </w:r>
             <w:r>
               <w:t xml:space="preserve"> </w:t>
@@ -1448,16 +1496,16 @@
               <w:t xml:space="preserve"> </w:t>
             </w:r>
             <w:r>
-              <w:t xml:space="preserve">(config y un módulo por pantalla),</w:t>
-            </w:r>
-            <w:r>
-              <w:t xml:space="preserve"> </w:t>
-            </w:r>
-            <w:r>
-              <w:rPr>
-                <w:rStyle w:val="VerbatimChar"/>
-              </w:rPr>
-              <w:t xml:space="preserve">paciente/</w:t>
+              <w:t xml:space="preserve">(config,</w:t>
+            </w:r>
+            <w:r>
+              <w:t xml:space="preserve"> </w:t>
+            </w:r>
+            <w:r>
+              <w:rPr>
+                <w:rStyle w:val="VerbatimChar"/>
+              </w:rPr>
+              <w:t xml:space="preserve">api.js</w:t>
             </w:r>
             <w:r>
               <w:t xml:space="preserve">,</w:t>
@@ -1469,7 +1517,13 @@
               <w:rPr>
                 <w:rStyle w:val="VerbatimChar"/>
               </w:rPr>
-              <w:t xml:space="preserve">admin/</w:t>
+              <w:t xml:space="preserve">sesion.js</w:t>
+            </w:r>
+            <w:r>
+              <w:t xml:space="preserve"> </w:t>
+            </w:r>
+            <w:r>
+              <w:t xml:space="preserve">y un módulo por pantalla)</w:t>
             </w:r>
           </w:p>
         </w:tc>
@@ -3526,6 +3580,145 @@
                 <w:rStyle w:val="VerbatimChar"/>
               </w:rPr>
               <w:t xml:space="preserve">cancelada_por</w:t>
+            </w:r>
+          </w:p>
+        </w:tc>
+      </w:tr>
+      <w:tr>
+        <w:tc>
+          <w:tcPr/>
+          <w:p>
+            <w:pPr>
+              <w:pStyle w:val="Compact"/>
+              <w:jc w:val="left"/>
+            </w:pPr>
+            <w:r>
+              <w:t xml:space="preserve">Límite de intentos de ingreso</w:t>
+            </w:r>
+          </w:p>
+        </w:tc>
+        <w:tc>
+          <w:tcPr/>
+          <w:p>
+            <w:pPr>
+              <w:pStyle w:val="Compact"/>
+              <w:jc w:val="left"/>
+            </w:pPr>
+            <w:r>
+              <w:rPr>
+                <w:rStyle w:val="VerbatimChar"/>
+              </w:rPr>
+              <w:t xml:space="preserve">limitePeticiones</w:t>
+            </w:r>
+            <w:r>
+              <w:t xml:space="preserve"> </w:t>
+            </w:r>
+            <w:r>
+              <w:t xml:space="preserve">en</w:t>
+            </w:r>
+            <w:r>
+              <w:t xml:space="preserve"> </w:t>
+            </w:r>
+            <w:r>
+              <w:rPr>
+                <w:rStyle w:val="VerbatimChar"/>
+              </w:rPr>
+              <w:t xml:space="preserve">POST /auth/ingreso</w:t>
+            </w:r>
+            <w:r>
+              <w:t xml:space="preserve">: 10 por IP cada 15 minutos, configurable con</w:t>
+            </w:r>
+            <w:r>
+              <w:t xml:space="preserve"> </w:t>
+            </w:r>
+            <w:r>
+              <w:rPr>
+                <w:rStyle w:val="VerbatimChar"/>
+              </w:rPr>
+              <w:t xml:space="preserve">LIMITE_INGRESOS_POR_IP</w:t>
+            </w:r>
+          </w:p>
+        </w:tc>
+      </w:tr>
+      <w:tr>
+        <w:tc>
+          <w:tcPr/>
+          <w:p>
+            <w:pPr>
+              <w:pStyle w:val="Compact"/>
+              <w:jc w:val="left"/>
+            </w:pPr>
+            <w:r>
+              <w:t xml:space="preserve">Clave temporal obligatoria de cambiar</w:t>
+            </w:r>
+          </w:p>
+        </w:tc>
+        <w:tc>
+          <w:tcPr/>
+          <w:p>
+            <w:pPr>
+              <w:pStyle w:val="Compact"/>
+              <w:jc w:val="left"/>
+            </w:pPr>
+            <w:r>
+              <w:t xml:space="preserve">El ingreso devuelve</w:t>
+            </w:r>
+            <w:r>
+              <w:t xml:space="preserve"> </w:t>
+            </w:r>
+            <w:r>
+              <w:rPr>
+                <w:rStyle w:val="VerbatimChar"/>
+              </w:rPr>
+              <w:t xml:space="preserve">debeCambiarContrasena</w:t>
+            </w:r>
+            <w:r>
+              <w:t xml:space="preserve">;</w:t>
+            </w:r>
+            <w:r>
+              <w:t xml:space="preserve"> </w:t>
+            </w:r>
+            <w:r>
+              <w:rPr>
+                <w:rStyle w:val="VerbatimChar"/>
+              </w:rPr>
+              <w:t xml:space="preserve">exigirSesion()</w:t>
+            </w:r>
+            <w:r>
+              <w:t xml:space="preserve"> </w:t>
+            </w:r>
+            <w:r>
+              <w:t xml:space="preserve">en</w:t>
+            </w:r>
+            <w:r>
+              <w:t xml:space="preserve"> </w:t>
+            </w:r>
+            <w:r>
+              <w:rPr>
+                <w:rStyle w:val="VerbatimChar"/>
+              </w:rPr>
+              <w:t xml:space="preserve">frontend/js/sesion.js</w:t>
+            </w:r>
+            <w:r>
+              <w:t xml:space="preserve"> </w:t>
+            </w:r>
+            <w:r>
+              <w:t xml:space="preserve">lleva a</w:t>
+            </w:r>
+            <w:r>
+              <w:t xml:space="preserve"> </w:t>
+            </w:r>
+            <w:r>
+              <w:rPr>
+                <w:rStyle w:val="VerbatimChar"/>
+              </w:rPr>
+              <w:t xml:space="preserve">cambiar-contrasena.html</w:t>
+            </w:r>
+            <w:r>
+              <w:t xml:space="preserve"> </w:t>
+            </w:r>
+            <w:r>
+              <w:t xml:space="preserve">antes de cualquier panel</w:t>
             </w:r>
           </w:p>
         </w:tc>

--- a/docs/para-drive/Manual técnico.docx
+++ b/docs/para-drive/Manual técnico.docx
@@ -1523,7 +1523,73 @@
               <w:t xml:space="preserve"> </w:t>
             </w:r>
             <w:r>
-              <w:t xml:space="preserve">y un módulo por pantalla)</w:t>
+              <w:t xml:space="preserve">y un módulo por pantalla; el panel de la secretaria es una sola página con secciones por fragmento de URL,</w:t>
+            </w:r>
+            <w:r>
+              <w:t xml:space="preserve"> </w:t>
+            </w:r>
+            <w:r>
+              <w:rPr>
+                <w:rStyle w:val="VerbatimChar"/>
+              </w:rPr>
+              <w:t xml:space="preserve">#inicio</w:t>
+            </w:r>
+            <w:r>
+              <w:t xml:space="preserve">,</w:t>
+            </w:r>
+            <w:r>
+              <w:t xml:space="preserve"> </w:t>
+            </w:r>
+            <w:r>
+              <w:rPr>
+                <w:rStyle w:val="VerbatimChar"/>
+              </w:rPr>
+              <w:t xml:space="preserve">#agenda</w:t>
+            </w:r>
+            <w:r>
+              <w:t xml:space="preserve">…:</w:t>
+            </w:r>
+            <w:r>
+              <w:t xml:space="preserve"> </w:t>
+            </w:r>
+            <w:r>
+              <w:rPr>
+                <w:rStyle w:val="VerbatimChar"/>
+              </w:rPr>
+              <w:t xml:space="preserve">panel-secretaria.js</w:t>
+            </w:r>
+            <w:r>
+              <w:t xml:space="preserve"> </w:t>
+            </w:r>
+            <w:r>
+              <w:t xml:space="preserve">las monta,</w:t>
+            </w:r>
+            <w:r>
+              <w:t xml:space="preserve"> </w:t>
+            </w:r>
+            <w:r>
+              <w:rPr>
+                <w:rStyle w:val="VerbatimChar"/>
+              </w:rPr>
+              <w:t xml:space="preserve">panel-comun.js</w:t>
+            </w:r>
+            <w:r>
+              <w:t xml:space="preserve"> </w:t>
+            </w:r>
+            <w:r>
+              <w:t xml:space="preserve">tiene los diálogos y avisos compartidos y cada sección vive en su archivo, por ejemplo</w:t>
+            </w:r>
+            <w:r>
+              <w:t xml:space="preserve"> </w:t>
+            </w:r>
+            <w:r>
+              <w:rPr>
+                <w:rStyle w:val="VerbatimChar"/>
+              </w:rPr>
+              <w:t xml:space="preserve">panel-agenda.js</w:t>
+            </w:r>
+            <w:r>
+              <w:t xml:space="preserve">)</w:t>
             </w:r>
           </w:p>
         </w:tc>

--- a/docs/para-drive/Manual técnico.docx
+++ b/docs/para-drive/Manual técnico.docx
@@ -1562,7 +1562,7 @@
               <w:t xml:space="preserve"> </w:t>
             </w:r>
             <w:r>
-              <w:t xml:space="preserve">las monta,</w:t>
+              <w:t xml:space="preserve">las monta y tiene Inicio,</w:t>
             </w:r>
             <w:r>
               <w:t xml:space="preserve"> </w:t>
@@ -1577,7 +1577,7 @@
               <w:t xml:space="preserve"> </w:t>
             </w:r>
             <w:r>
-              <w:t xml:space="preserve">tiene los diálogos y avisos compartidos y cada sección vive en su archivo, por ejemplo</w:t>
+              <w:t xml:space="preserve">tiene los diálogos, avisos y el contador de mensajes, y cada sección vive en su archivo:</w:t>
             </w:r>
             <w:r>
               <w:t xml:space="preserve"> </w:t>
@@ -1589,7 +1589,25 @@
               <w:t xml:space="preserve">panel-agenda.js</w:t>
             </w:r>
             <w:r>
-              <w:t xml:space="preserve">)</w:t>
+              <w:t xml:space="preserve"> </w:t>
+            </w:r>
+            <w:r>
+              <w:t xml:space="preserve">(agenda por día, búsqueda de pacientes y acciones) y</w:t>
+            </w:r>
+            <w:r>
+              <w:t xml:space="preserve"> </w:t>
+            </w:r>
+            <w:r>
+              <w:rPr>
+                <w:rStyle w:val="VerbatimChar"/>
+              </w:rPr>
+              <w:t xml:space="preserve">panel-mensajes.js</w:t>
+            </w:r>
+            <w:r>
+              <w:t xml:space="preserve"> </w:t>
+            </w:r>
+            <w:r>
+              <w:t xml:space="preserve">(WhatsApp por enviar, enviados, con error y recordatorios de mañana))</w:t>
             </w:r>
           </w:p>
         </w:tc>

--- a/docs/para-drive/Manual técnico.docx
+++ b/docs/para-drive/Manual técnico.docx
@@ -1592,7 +1592,22 @@
               <w:t xml:space="preserve"> </w:t>
             </w:r>
             <w:r>
-              <w:t xml:space="preserve">(agenda por día, búsqueda de pacientes y acciones) y</w:t>
+              <w:t xml:space="preserve">(agenda por día, búsqueda de pacientes y acciones),</w:t>
+            </w:r>
+            <w:r>
+              <w:t xml:space="preserve"> </w:t>
+            </w:r>
+            <w:r>
+              <w:rPr>
+                <w:rStyle w:val="VerbatimChar"/>
+              </w:rPr>
+              <w:t xml:space="preserve">panel-disponibilidad.js</w:t>
+            </w:r>
+            <w:r>
+              <w:t xml:space="preserve"> </w:t>
+            </w:r>
+            <w:r>
+              <w:t xml:space="preserve">(semana por especialista: publicar horas en varios días a la vez y quitar horas libres) y</w:t>
             </w:r>
             <w:r>
               <w:t xml:space="preserve"> </w:t>

--- a/docs/para-drive/Manual técnico.docx
+++ b/docs/para-drive/Manual técnico.docx
@@ -1607,7 +1607,22 @@
               <w:t xml:space="preserve"> </w:t>
             </w:r>
             <w:r>
-              <w:t xml:space="preserve">(WhatsApp por enviar, enviados, con error y recordatorios de mañana))</w:t>
+              <w:t xml:space="preserve">(WhatsApp por enviar, enviados, con error y recordatorios de mañana));</w:t>
+            </w:r>
+            <w:r>
+              <w:t xml:space="preserve"> </w:t>
+            </w:r>
+            <w:r>
+              <w:rPr>
+                <w:rStyle w:val="VerbatimChar"/>
+              </w:rPr>
+              <w:t xml:space="preserve">mis-citas.js</w:t>
+            </w:r>
+            <w:r>
+              <w:t xml:space="preserve"> </w:t>
+            </w:r>
+            <w:r>
+              <w:t xml:space="preserve">es el panel del paciente (próxima cita, otras próximas, historial, mis datos, y reprogramar o cancelar en un diálogo)</w:t>
             </w:r>
           </w:p>
         </w:tc>
@@ -2607,17 +2622,47 @@
               </w:rPr>
               <w:t xml:space="preserve">GET /mis-citas</w:t>
             </w:r>
-          </w:p>
-        </w:tc>
-        <w:tc>
-          <w:tcPr/>
-          <w:p>
-            <w:pPr>
-              <w:pStyle w:val="Compact"/>
-              <w:jc w:val="left"/>
-            </w:pPr>
-            <w:r>
-              <w:t xml:space="preserve">Rol paciente</w:t>
+            <w:r>
+              <w:t xml:space="preserve"> </w:t>
+            </w:r>
+            <w:r>
+              <w:t xml:space="preserve">·</w:t>
+            </w:r>
+            <w:r>
+              <w:t xml:space="preserve"> </w:t>
+            </w:r>
+            <w:r>
+              <w:rPr>
+                <w:rStyle w:val="VerbatimChar"/>
+              </w:rPr>
+              <w:t xml:space="preserve">POST /mis-citas/:id/reprogramar</w:t>
+            </w:r>
+            <w:r>
+              <w:t xml:space="preserve"> </w:t>
+            </w:r>
+            <w:r>
+              <w:t xml:space="preserve">·</w:t>
+            </w:r>
+            <w:r>
+              <w:t xml:space="preserve"> </w:t>
+            </w:r>
+            <w:r>
+              <w:rPr>
+                <w:rStyle w:val="VerbatimChar"/>
+              </w:rPr>
+              <w:t xml:space="preserve">POST /mis-citas/:id/cancelar</w:t>
+            </w:r>
+          </w:p>
+        </w:tc>
+        <w:tc>
+          <w:tcPr/>
+          <w:p>
+            <w:pPr>
+              <w:pStyle w:val="Compact"/>
+              <w:jc w:val="left"/>
+            </w:pPr>
+            <w:r>
+              <w:t xml:space="preserve">Rol paciente (solo sus citas)</w:t>
             </w:r>
           </w:p>
         </w:tc>
@@ -3509,6 +3554,83 @@
             </w:r>
             <w:r>
               <w:t xml:space="preserve">compara la fecha y hora de la cita con la hora de Bogotá + 24 h</w:t>
+            </w:r>
+          </w:p>
+        </w:tc>
+      </w:tr>
+      <w:tr>
+        <w:tc>
+          <w:tcPr/>
+          <w:p>
+            <w:pPr>
+              <w:pStyle w:val="Compact"/>
+              <w:jc w:val="left"/>
+            </w:pPr>
+            <w:r>
+              <w:t xml:space="preserve">Las mismas reglas desde el enlace y desde</w:t>
+            </w:r>
+            <w:r>
+              <w:t xml:space="preserve"> </w:t>
+            </w:r>
+            <w:r>
+              <w:t xml:space="preserve">“</w:t>
+            </w:r>
+            <w:r>
+              <w:t xml:space="preserve">Mis citas</w:t>
+            </w:r>
+            <w:r>
+              <w:t xml:space="preserve">”</w:t>
+            </w:r>
+          </w:p>
+        </w:tc>
+        <w:tc>
+          <w:tcPr/>
+          <w:p>
+            <w:pPr>
+              <w:pStyle w:val="Compact"/>
+              <w:jc w:val="left"/>
+            </w:pPr>
+            <w:r>
+              <w:rPr>
+                <w:rStyle w:val="VerbatimChar"/>
+              </w:rPr>
+              <w:t xml:space="preserve">reprogramarPorPaciente</w:t>
+            </w:r>
+            <w:r>
+              <w:t xml:space="preserve"> </w:t>
+            </w:r>
+            <w:r>
+              <w:t xml:space="preserve">y</w:t>
+            </w:r>
+            <w:r>
+              <w:t xml:space="preserve"> </w:t>
+            </w:r>
+            <w:r>
+              <w:rPr>
+                <w:rStyle w:val="VerbatimChar"/>
+              </w:rPr>
+              <w:t xml:space="preserve">cancelarPorPaciente</w:t>
+            </w:r>
+            <w:r>
+              <w:t xml:space="preserve"> </w:t>
+            </w:r>
+            <w:r>
+              <w:t xml:space="preserve">las comparten; con sesión,</w:t>
+            </w:r>
+            <w:r>
+              <w:t xml:space="preserve"> </w:t>
+            </w:r>
+            <w:r>
+              <w:rPr>
+                <w:rStyle w:val="VerbatimChar"/>
+              </w:rPr>
+              <w:t xml:space="preserve">citaPropia</w:t>
+            </w:r>
+            <w:r>
+              <w:t xml:space="preserve"> </w:t>
+            </w:r>
+            <w:r>
+              <w:t xml:space="preserve">exige que la cita sea del paciente (si no, 404)</w:t>
             </w:r>
           </w:p>
         </w:tc>

--- a/docs/para-drive/Manual técnico.docx
+++ b/docs/para-drive/Manual técnico.docx
@@ -120,7 +120,7 @@
         <w:pStyle w:val="BodyText"/>
       </w:pPr>
       <w:r>
-        <w:t xml:space="preserve">El sistema permite que cualquier persona agende una cita odontológica desde la web sin crear cuenta, eligiendo especialidad, especialista, día y hora. Recibe la confirmación por WhatsApp y puede reprogramar una vez o cancelar desde un enlace. La secretaria, único usuario administrador, gestiona especialidades, especialistas, disponibilidad, agenda, pacientes e historia clínica. Los pacientes que ya asistieron pueden tener usuario, que crea la secretaria.</w:t>
+        <w:t xml:space="preserve">El sistema permite que cualquier persona pida una cita odontológica desde la web sin crear cuenta, eligiendo especialidad, especialista, día y hora. La cita queda pendiente hasta que la secretaria la acepta; entonces el paciente recibe la confirmación por WhatsApp con un enlace para reprogramar una vez o cancelar, y unas 24 horas antes, un recordatorio. La secretaria, única persona que inicia sesión, gestiona solicitudes, agenda, horarios, pacientes e historia clínica. Los pacientes no tienen cuenta: son una ficha que se crea al aceptar su primera cita o que la secretaria registra si llegan al consultorio.</w:t>
       </w:r>
     </w:p>
     <w:bookmarkEnd w:id="20"/>
@@ -1342,7 +1342,7 @@
               <w:jc w:val="left"/>
             </w:pPr>
             <w:r>
-              <w:t xml:space="preserve">Recordatorio del día anterior y su ejecución automática</w:t>
+              <w:t xml:space="preserve">Recordatorio 24 horas antes y su ejecución automática</w:t>
             </w:r>
           </w:p>
         </w:tc>
@@ -1433,7 +1433,7 @@
               <w:t xml:space="preserve">politica-datos.html</w:t>
             </w:r>
             <w:r>
-              <w:t xml:space="preserve">) y con sesión (</w:t>
+              <w:t xml:space="preserve">) y con sesión, solo para la secretaria (</w:t>
             </w:r>
             <w:r>
               <w:rPr>
@@ -1451,7 +1451,49 @@
               <w:rPr>
                 <w:rStyle w:val="VerbatimChar"/>
               </w:rPr>
-              <w:t xml:space="preserve">mis-citas.html</w:t>
+              <w:t xml:space="preserve">panel-secretaria.html</w:t>
+            </w:r>
+            <w:r>
+              <w:t xml:space="preserve">);</w:t>
+            </w:r>
+            <w:r>
+              <w:t xml:space="preserve"> </w:t>
+            </w:r>
+            <w:r>
+              <w:rPr>
+                <w:rStyle w:val="VerbatimChar"/>
+              </w:rPr>
+              <w:t xml:space="preserve">css/</w:t>
+            </w:r>
+            <w:r>
+              <w:t xml:space="preserve"> </w:t>
+            </w:r>
+            <w:r>
+              <w:t xml:space="preserve">(tokens → base → pantalla);</w:t>
+            </w:r>
+            <w:r>
+              <w:t xml:space="preserve"> </w:t>
+            </w:r>
+            <w:r>
+              <w:rPr>
+                <w:rStyle w:val="VerbatimChar"/>
+              </w:rPr>
+              <w:t xml:space="preserve">js/</w:t>
+            </w:r>
+            <w:r>
+              <w:t xml:space="preserve"> </w:t>
+            </w:r>
+            <w:r>
+              <w:t xml:space="preserve">(config,</w:t>
+            </w:r>
+            <w:r>
+              <w:t xml:space="preserve"> </w:t>
+            </w:r>
+            <w:r>
+              <w:rPr>
+                <w:rStyle w:val="VerbatimChar"/>
+              </w:rPr>
+              <w:t xml:space="preserve">api.js</w:t>
             </w:r>
             <w:r>
               <w:t xml:space="preserve">,</w:t>
@@ -1463,49 +1505,22 @@
               <w:rPr>
                 <w:rStyle w:val="VerbatimChar"/>
               </w:rPr>
-              <w:t xml:space="preserve">panel-secretaria.html</w:t>
-            </w:r>
-            <w:r>
-              <w:t xml:space="preserve">);</w:t>
-            </w:r>
-            <w:r>
-              <w:t xml:space="preserve"> </w:t>
-            </w:r>
-            <w:r>
-              <w:rPr>
-                <w:rStyle w:val="VerbatimChar"/>
-              </w:rPr>
-              <w:t xml:space="preserve">css/</w:t>
-            </w:r>
-            <w:r>
-              <w:t xml:space="preserve"> </w:t>
-            </w:r>
-            <w:r>
-              <w:t xml:space="preserve">(tokens → base → pantalla);</w:t>
-            </w:r>
-            <w:r>
-              <w:t xml:space="preserve"> </w:t>
-            </w:r>
-            <w:r>
-              <w:rPr>
-                <w:rStyle w:val="VerbatimChar"/>
-              </w:rPr>
-              <w:t xml:space="preserve">js/</w:t>
-            </w:r>
-            <w:r>
-              <w:t xml:space="preserve"> </w:t>
-            </w:r>
-            <w:r>
-              <w:t xml:space="preserve">(config,</w:t>
-            </w:r>
-            <w:r>
-              <w:t xml:space="preserve"> </w:t>
-            </w:r>
-            <w:r>
-              <w:rPr>
-                <w:rStyle w:val="VerbatimChar"/>
-              </w:rPr>
-              <w:t xml:space="preserve">api.js</w:t>
+              <w:t xml:space="preserve">sesion.js</w:t>
+            </w:r>
+            <w:r>
+              <w:t xml:space="preserve"> </w:t>
+            </w:r>
+            <w:r>
+              <w:t xml:space="preserve">y un módulo por pantalla; el panel de la secretaria es una sola página con secciones por fragmento de URL,</w:t>
+            </w:r>
+            <w:r>
+              <w:t xml:space="preserve"> </w:t>
+            </w:r>
+            <w:r>
+              <w:rPr>
+                <w:rStyle w:val="VerbatimChar"/>
+              </w:rPr>
+              <w:t xml:space="preserve">#inicio</w:t>
             </w:r>
             <w:r>
               <w:t xml:space="preserve">,</w:t>
@@ -1517,22 +1532,7 @@
               <w:rPr>
                 <w:rStyle w:val="VerbatimChar"/>
               </w:rPr>
-              <w:t xml:space="preserve">sesion.js</w:t>
-            </w:r>
-            <w:r>
-              <w:t xml:space="preserve"> </w:t>
-            </w:r>
-            <w:r>
-              <w:t xml:space="preserve">y un módulo por pantalla; el panel de la secretaria es una sola página con secciones por fragmento de URL,</w:t>
-            </w:r>
-            <w:r>
-              <w:t xml:space="preserve"> </w:t>
-            </w:r>
-            <w:r>
-              <w:rPr>
-                <w:rStyle w:val="VerbatimChar"/>
-              </w:rPr>
-              <w:t xml:space="preserve">#inicio</w:t>
+              <w:t xml:space="preserve">#agenda</w:t>
             </w:r>
             <w:r>
               <w:t xml:space="preserve">,</w:t>
@@ -1544,7 +1544,7 @@
               <w:rPr>
                 <w:rStyle w:val="VerbatimChar"/>
               </w:rPr>
-              <w:t xml:space="preserve">#agenda</w:t>
+              <w:t xml:space="preserve">#pacientes/12</w:t>
             </w:r>
             <w:r>
               <w:t xml:space="preserve">…:</w:t>
@@ -1562,7 +1562,7 @@
               <w:t xml:space="preserve"> </w:t>
             </w:r>
             <w:r>
-              <w:t xml:space="preserve">las monta y tiene Inicio,</w:t>
+              <w:t xml:space="preserve">las monta y tiene Inicio (solicitudes por confirmar y agenda de hoy),</w:t>
             </w:r>
             <w:r>
               <w:t xml:space="preserve"> </w:t>
@@ -1592,7 +1592,22 @@
               <w:t xml:space="preserve"> </w:t>
             </w:r>
             <w:r>
-              <w:t xml:space="preserve">(agenda por día, búsqueda de pacientes y acciones),</w:t>
+              <w:t xml:space="preserve">(agenda por día, búsqueda, aceptar o rechazar solicitudes y demás acciones),</w:t>
+            </w:r>
+            <w:r>
+              <w:t xml:space="preserve"> </w:t>
+            </w:r>
+            <w:r>
+              <w:rPr>
+                <w:rStyle w:val="VerbatimChar"/>
+              </w:rPr>
+              <w:t xml:space="preserve">panel-pacientes.js</w:t>
+            </w:r>
+            <w:r>
+              <w:t xml:space="preserve"> </w:t>
+            </w:r>
+            <w:r>
+              <w:t xml:space="preserve">(lista, registro en el consultorio, ficha con citas e historia clínica y agendar desde la ficha),</w:t>
             </w:r>
             <w:r>
               <w:t xml:space="preserve"> </w:t>
@@ -1622,22 +1637,7 @@
               <w:t xml:space="preserve"> </w:t>
             </w:r>
             <w:r>
-              <w:t xml:space="preserve">(WhatsApp por enviar, enviados, con error y recordatorios de mañana));</w:t>
-            </w:r>
-            <w:r>
-              <w:t xml:space="preserve"> </w:t>
-            </w:r>
-            <w:r>
-              <w:rPr>
-                <w:rStyle w:val="VerbatimChar"/>
-              </w:rPr>
-              <w:t xml:space="preserve">mis-citas.js</w:t>
-            </w:r>
-            <w:r>
-              <w:t xml:space="preserve"> </w:t>
-            </w:r>
-            <w:r>
-              <w:t xml:space="preserve">es el panel del paciente (próxima cita, otras próximas, historial, mis datos, y reprogramar o cancelar en un diálogo)</w:t>
+              <w:t xml:space="preserve">(WhatsApp por enviar, enviados, con error y recordatorios de las próximas 24 horas))</w:t>
             </w:r>
           </w:p>
         </w:tc>
@@ -1880,7 +1880,7 @@
               <w:jc w:val="left"/>
             </w:pPr>
             <w:r>
-              <w:t xml:space="preserve">Secretaria (rol</w:t>
+              <w:t xml:space="preserve">Quienes inician sesión: la secretaria (rol</w:t>
             </w:r>
             <w:r>
               <w:t xml:space="preserve"> </w:t>
@@ -1892,18 +1892,6 @@
               <w:t xml:space="preserve">administrador</w:t>
             </w:r>
             <w:r>
-              <w:t xml:space="preserve">) y pacientes con cuenta (rol</w:t>
-            </w:r>
-            <w:r>
-              <w:t xml:space="preserve"> </w:t>
-            </w:r>
-            <w:r>
-              <w:rPr>
-                <w:rStyle w:val="VerbatimChar"/>
-              </w:rPr>
-              <w:t xml:space="preserve">paciente</w:t>
-            </w:r>
-            <w:r>
               <w:t xml:space="preserve">)</w:t>
             </w:r>
           </w:p>
@@ -1921,6 +1909,35 @@
               <w:rPr>
                 <w:rStyle w:val="VerbatimChar"/>
               </w:rPr>
+              <w:t xml:space="preserve">pacientes</w:t>
+            </w:r>
+          </w:p>
+        </w:tc>
+        <w:tc>
+          <w:tcPr/>
+          <w:p>
+            <w:pPr>
+              <w:pStyle w:val="Compact"/>
+              <w:jc w:val="left"/>
+            </w:pPr>
+            <w:r>
+              <w:t xml:space="preserve">Ficha de cada paciente (sin usuario ni contraseña), con su origen: web o consultorio</w:t>
+            </w:r>
+          </w:p>
+        </w:tc>
+      </w:tr>
+      <w:tr>
+        <w:tc>
+          <w:tcPr/>
+          <w:p>
+            <w:pPr>
+              <w:pStyle w:val="Compact"/>
+              <w:jc w:val="left"/>
+            </w:pPr>
+            <w:r>
+              <w:rPr>
+                <w:rStyle w:val="VerbatimChar"/>
+              </w:rPr>
               <w:t xml:space="preserve">servicios</w:t>
             </w:r>
           </w:p>
@@ -2078,7 +2095,7 @@
               <w:jc w:val="left"/>
             </w:pPr>
             <w:r>
-              <w:t xml:space="preserve">Citas, con los datos de quien agenda aunque no tenga cuenta</w:t>
+              <w:t xml:space="preserve">Citas, con los datos de quien la pidió; pendientes hasta que la secretaria las acepta</w:t>
             </w:r>
           </w:p>
         </w:tc>
@@ -2437,7 +2454,7 @@
               <w:jc w:val="left"/>
             </w:pPr>
             <w:r>
-              <w:t xml:space="preserve">Agendar</w:t>
+              <w:t xml:space="preserve">Pedir cita</w:t>
             </w:r>
           </w:p>
         </w:tc>
@@ -2454,17 +2471,23 @@
               </w:rPr>
               <w:t xml:space="preserve">POST /citas</w:t>
             </w:r>
-          </w:p>
-        </w:tc>
-        <w:tc>
-          <w:tcPr/>
-          <w:p>
-            <w:pPr>
-              <w:pStyle w:val="Compact"/>
-              <w:jc w:val="left"/>
-            </w:pPr>
-            <w:r>
-              <w:t xml:space="preserve">Público (con sesión opcional de paciente)</w:t>
+            <w:r>
+              <w:t xml:space="preserve"> </w:t>
+            </w:r>
+            <w:r>
+              <w:t xml:space="preserve">(queda pendiente)</w:t>
+            </w:r>
+          </w:p>
+        </w:tc>
+        <w:tc>
+          <w:tcPr/>
+          <w:p>
+            <w:pPr>
+              <w:pStyle w:val="Compact"/>
+              <w:jc w:val="left"/>
+            </w:pPr>
+            <w:r>
+              <w:t xml:space="preserve">Público</w:t>
             </w:r>
           </w:p>
         </w:tc>
@@ -2620,22 +2643,22 @@
               <w:jc w:val="left"/>
             </w:pPr>
             <w:r>
-              <w:t xml:space="preserve">Paciente</w:t>
-            </w:r>
-          </w:p>
-        </w:tc>
-        <w:tc>
-          <w:tcPr/>
-          <w:p>
-            <w:pPr>
-              <w:pStyle w:val="Compact"/>
-              <w:jc w:val="left"/>
-            </w:pPr>
-            <w:r>
-              <w:rPr>
-                <w:rStyle w:val="VerbatimChar"/>
-              </w:rPr>
-              <w:t xml:space="preserve">GET /mis-citas</w:t>
+              <w:t xml:space="preserve">Solicitudes y agenda</w:t>
+            </w:r>
+          </w:p>
+        </w:tc>
+        <w:tc>
+          <w:tcPr/>
+          <w:p>
+            <w:pPr>
+              <w:pStyle w:val="Compact"/>
+              <w:jc w:val="left"/>
+            </w:pPr>
+            <w:r>
+              <w:rPr>
+                <w:rStyle w:val="VerbatimChar"/>
+              </w:rPr>
+              <w:t xml:space="preserve">GET /admin/citas</w:t>
             </w:r>
             <w:r>
               <w:t xml:space="preserve"> </w:t>
@@ -2650,7 +2673,7 @@
               <w:rPr>
                 <w:rStyle w:val="VerbatimChar"/>
               </w:rPr>
-              <w:t xml:space="preserve">POST /mis-citas/:id/reprogramar</w:t>
+              <w:t xml:space="preserve">POST /admin/citas</w:t>
             </w:r>
             <w:r>
               <w:t xml:space="preserve"> </w:t>
@@ -2665,19 +2688,64 @@
               <w:rPr>
                 <w:rStyle w:val="VerbatimChar"/>
               </w:rPr>
-              <w:t xml:space="preserve">POST /mis-citas/:id/cancelar</w:t>
-            </w:r>
-          </w:p>
-        </w:tc>
-        <w:tc>
-          <w:tcPr/>
-          <w:p>
-            <w:pPr>
-              <w:pStyle w:val="Compact"/>
-              <w:jc w:val="left"/>
-            </w:pPr>
-            <w:r>
-              <w:t xml:space="preserve">Rol paciente (solo sus citas)</w:t>
+              <w:t xml:space="preserve">POST /admin/citas/:id/aceptar</w:t>
+            </w:r>
+            <w:r>
+              <w:t xml:space="preserve"> </w:t>
+            </w:r>
+            <w:r>
+              <w:t xml:space="preserve">·</w:t>
+            </w:r>
+            <w:r>
+              <w:t xml:space="preserve"> </w:t>
+            </w:r>
+            <w:r>
+              <w:rPr>
+                <w:rStyle w:val="VerbatimChar"/>
+              </w:rPr>
+              <w:t xml:space="preserve">POST /admin/citas/:id/rechazar</w:t>
+            </w:r>
+            <w:r>
+              <w:t xml:space="preserve"> </w:t>
+            </w:r>
+            <w:r>
+              <w:t xml:space="preserve">·</w:t>
+            </w:r>
+            <w:r>
+              <w:t xml:space="preserve"> </w:t>
+            </w:r>
+            <w:r>
+              <w:rPr>
+                <w:rStyle w:val="VerbatimChar"/>
+              </w:rPr>
+              <w:t xml:space="preserve">PATCH /admin/citas/:id/estado</w:t>
+            </w:r>
+            <w:r>
+              <w:t xml:space="preserve"> </w:t>
+            </w:r>
+            <w:r>
+              <w:t xml:space="preserve">·</w:t>
+            </w:r>
+            <w:r>
+              <w:t xml:space="preserve"> </w:t>
+            </w:r>
+            <w:r>
+              <w:rPr>
+                <w:rStyle w:val="VerbatimChar"/>
+              </w:rPr>
+              <w:t xml:space="preserve">POST /admin/citas/:id/reprogramar</w:t>
+            </w:r>
+          </w:p>
+        </w:tc>
+        <w:tc>
+          <w:tcPr/>
+          <w:p>
+            <w:pPr>
+              <w:pStyle w:val="Compact"/>
+              <w:jc w:val="left"/>
+            </w:pPr>
+            <w:r>
+              <w:t xml:space="preserve">Rol administrador</w:t>
             </w:r>
           </w:p>
         </w:tc>
@@ -2737,21 +2805,6 @@
                 <w:rStyle w:val="VerbatimChar"/>
               </w:rPr>
               <w:t xml:space="preserve">GET /pacientes/:id</w:t>
-            </w:r>
-            <w:r>
-              <w:t xml:space="preserve"> </w:t>
-            </w:r>
-            <w:r>
-              <w:t xml:space="preserve">·</w:t>
-            </w:r>
-            <w:r>
-              <w:t xml:space="preserve"> </w:t>
-            </w:r>
-            <w:r>
-              <w:rPr>
-                <w:rStyle w:val="VerbatimChar"/>
-              </w:rPr>
-              <w:t xml:space="preserve">POST /pacientes/:id/restablecer-contrasena</w:t>
             </w:r>
           </w:p>
         </w:tc>
@@ -3290,13 +3343,13 @@
               <w:rPr>
                 <w:rStyle w:val="VerbatimChar"/>
               </w:rPr>
-              <w:t xml:space="preserve">citas.franja_ocupada = IF(estado='cancelada', NULL, franja_id)</w:t>
-            </w:r>
-            <w:r>
-              <w:t xml:space="preserve"> </w:t>
-            </w:r>
-            <w:r>
-              <w:t xml:space="preserve">con índice único. Si dos personas confirman a la vez, el motor rechaza la segunda (</w:t>
+              <w:t xml:space="preserve">citas.franja_ocupada = IF(estado IN ('cancelada','rechazada'), NULL, franja_id)</w:t>
+            </w:r>
+            <w:r>
+              <w:t xml:space="preserve"> </w:t>
+            </w:r>
+            <w:r>
+              <w:t xml:space="preserve">con índice único. Si dos personas piden la misma hora a la vez, el motor rechaza la segunda (</w:t>
             </w:r>
             <w:r>
               <w:rPr>
@@ -3308,36 +3361,36 @@
               <w:t xml:space="preserve"> </w:t>
             </w:r>
             <w:r>
-              <w:t xml:space="preserve">→ 409). Al cancelar, la hora se libera sola</w:t>
-            </w:r>
-          </w:p>
-        </w:tc>
-      </w:tr>
-      <w:tr>
-        <w:tc>
-          <w:tcPr/>
-          <w:p>
-            <w:pPr>
-              <w:pStyle w:val="Compact"/>
-              <w:jc w:val="left"/>
-            </w:pPr>
-            <w:r>
-              <w:t xml:space="preserve">La cita queda confirmada al agendar</w:t>
-            </w:r>
-          </w:p>
-        </w:tc>
-        <w:tc>
-          <w:tcPr/>
-          <w:p>
-            <w:pPr>
-              <w:pStyle w:val="Compact"/>
-              <w:jc w:val="left"/>
-            </w:pPr>
-            <w:r>
-              <w:rPr>
-                <w:rStyle w:val="VerbatimChar"/>
-              </w:rPr>
-              <w:t xml:space="preserve">estado = 'confirmada'</w:t>
+              <w:t xml:space="preserve">→ 409). Una pendiente ya aparta la hora; al cancelar o rechazar, se libera sola</w:t>
+            </w:r>
+          </w:p>
+        </w:tc>
+      </w:tr>
+      <w:tr>
+        <w:tc>
+          <w:tcPr/>
+          <w:p>
+            <w:pPr>
+              <w:pStyle w:val="Compact"/>
+              <w:jc w:val="left"/>
+            </w:pPr>
+            <w:r>
+              <w:t xml:space="preserve">La cita pedida por la web queda pendiente</w:t>
+            </w:r>
+          </w:p>
+        </w:tc>
+        <w:tc>
+          <w:tcPr/>
+          <w:p>
+            <w:pPr>
+              <w:pStyle w:val="Compact"/>
+              <w:jc w:val="left"/>
+            </w:pPr>
+            <w:r>
+              <w:rPr>
+                <w:rStyle w:val="VerbatimChar"/>
+              </w:rPr>
+              <w:t xml:space="preserve">estado = 'pendiente'</w:t>
             </w:r>
             <w:r>
               <w:t xml:space="preserve"> </w:t>
@@ -3352,21 +3405,186 @@
               <w:rPr>
                 <w:rStyle w:val="VerbatimChar"/>
               </w:rPr>
-              <w:t xml:space="preserve">cita.model.crear</w:t>
-            </w:r>
-          </w:p>
-        </w:tc>
-      </w:tr>
-      <w:tr>
-        <w:tc>
-          <w:tcPr/>
-          <w:p>
-            <w:pPr>
-              <w:pStyle w:val="Compact"/>
-              <w:jc w:val="left"/>
-            </w:pPr>
-            <w:r>
-              <w:t xml:space="preserve">Agendar sin cuenta con nombre, documento y teléfono (correo opcional)</w:t>
+              <w:t xml:space="preserve">citas.controller.crear</w:t>
+            </w:r>
+            <w:r>
+              <w:t xml:space="preserve">; no se envía mensaje hasta aceptarla</w:t>
+            </w:r>
+          </w:p>
+        </w:tc>
+      </w:tr>
+      <w:tr>
+        <w:tc>
+          <w:tcPr/>
+          <w:p>
+            <w:pPr>
+              <w:pStyle w:val="Compact"/>
+              <w:jc w:val="left"/>
+            </w:pPr>
+            <w:r>
+              <w:t xml:space="preserve">Aceptar crea o enlaza la ficha del paciente</w:t>
+            </w:r>
+          </w:p>
+        </w:tc>
+        <w:tc>
+          <w:tcPr/>
+          <w:p>
+            <w:pPr>
+              <w:pStyle w:val="Compact"/>
+              <w:jc w:val="left"/>
+            </w:pPr>
+            <w:r>
+              <w:rPr>
+                <w:rStyle w:val="VerbatimChar"/>
+              </w:rPr>
+              <w:t xml:space="preserve">aceptar</w:t>
+            </w:r>
+            <w:r>
+              <w:t xml:space="preserve"> </w:t>
+            </w:r>
+            <w:r>
+              <w:t xml:space="preserve">→</w:t>
+            </w:r>
+            <w:r>
+              <w:t xml:space="preserve"> </w:t>
+            </w:r>
+            <w:r>
+              <w:rPr>
+                <w:rStyle w:val="VerbatimChar"/>
+              </w:rPr>
+              <w:t xml:space="preserve">pacienteDeCita</w:t>
+            </w:r>
+            <w:r>
+              <w:t xml:space="preserve">: busca por documento y, si no existe, crea el paciente con los datos y la autorización de la cita; luego</w:t>
+            </w:r>
+            <w:r>
+              <w:t xml:space="preserve"> </w:t>
+            </w:r>
+            <w:r>
+              <w:rPr>
+                <w:rStyle w:val="VerbatimChar"/>
+              </w:rPr>
+              <w:t xml:space="preserve">cita.model.aceptar</w:t>
+            </w:r>
+            <w:r>
+              <w:t xml:space="preserve"> </w:t>
+            </w:r>
+            <w:r>
+              <w:t xml:space="preserve">y WhatsApp de confirmación con enlace</w:t>
+            </w:r>
+          </w:p>
+        </w:tc>
+      </w:tr>
+      <w:tr>
+        <w:tc>
+          <w:tcPr/>
+          <w:p>
+            <w:pPr>
+              <w:pStyle w:val="Compact"/>
+              <w:jc w:val="left"/>
+            </w:pPr>
+            <w:r>
+              <w:t xml:space="preserve">Rechazar libera la hora</w:t>
+            </w:r>
+          </w:p>
+        </w:tc>
+        <w:tc>
+          <w:tcPr/>
+          <w:p>
+            <w:pPr>
+              <w:pStyle w:val="Compact"/>
+              <w:jc w:val="left"/>
+            </w:pPr>
+            <w:r>
+              <w:rPr>
+                <w:rStyle w:val="VerbatimChar"/>
+              </w:rPr>
+              <w:t xml:space="preserve">rechazar</w:t>
+            </w:r>
+            <w:r>
+              <w:t xml:space="preserve">: estado</w:t>
+            </w:r>
+            <w:r>
+              <w:t xml:space="preserve"> </w:t>
+            </w:r>
+            <w:r>
+              <w:rPr>
+                <w:rStyle w:val="VerbatimChar"/>
+              </w:rPr>
+              <w:t xml:space="preserve">rechazada</w:t>
+            </w:r>
+            <w:r>
+              <w:t xml:space="preserve"> </w:t>
+            </w:r>
+            <w:r>
+              <w:t xml:space="preserve">y WhatsApp de tipo</w:t>
+            </w:r>
+            <w:r>
+              <w:t xml:space="preserve"> </w:t>
+            </w:r>
+            <w:r>
+              <w:rPr>
+                <w:rStyle w:val="VerbatimChar"/>
+              </w:rPr>
+              <w:t xml:space="preserve">rechazo</w:t>
+            </w:r>
+          </w:p>
+        </w:tc>
+      </w:tr>
+      <w:tr>
+        <w:tc>
+          <w:tcPr/>
+          <w:p>
+            <w:pPr>
+              <w:pStyle w:val="Compact"/>
+              <w:jc w:val="left"/>
+            </w:pPr>
+            <w:r>
+              <w:t xml:space="preserve">La cita que agenda la secretaria queda confirmada</w:t>
+            </w:r>
+          </w:p>
+        </w:tc>
+        <w:tc>
+          <w:tcPr/>
+          <w:p>
+            <w:pPr>
+              <w:pStyle w:val="Compact"/>
+              <w:jc w:val="left"/>
+            </w:pPr>
+            <w:r>
+              <w:rPr>
+                <w:rStyle w:val="VerbatimChar"/>
+              </w:rPr>
+              <w:t xml:space="preserve">crearAdmin</w:t>
+            </w:r>
+            <w:r>
+              <w:t xml:space="preserve"> </w:t>
+            </w:r>
+            <w:r>
+              <w:t xml:space="preserve">(</w:t>
+            </w:r>
+            <w:r>
+              <w:rPr>
+                <w:rStyle w:val="VerbatimChar"/>
+              </w:rPr>
+              <w:t xml:space="preserve">POST /admin/citas</w:t>
+            </w:r>
+            <w:r>
+              <w:t xml:space="preserve">) con los datos de la ficha</w:t>
+            </w:r>
+          </w:p>
+        </w:tc>
+      </w:tr>
+      <w:tr>
+        <w:tc>
+          <w:tcPr/>
+          <w:p>
+            <w:pPr>
+              <w:pStyle w:val="Compact"/>
+              <w:jc w:val="left"/>
+            </w:pPr>
+            <w:r>
+              <w:t xml:space="preserve">Pedir cita sin cuenta con nombre, documento, teléfono y correo</w:t>
             </w:r>
           </w:p>
         </w:tc>
@@ -3384,7 +3602,10 @@
               <w:t xml:space="preserve">validarDatosPersona</w:t>
             </w:r>
             <w:r>
-              <w:t xml:space="preserve">; el teléfono se normaliza con indicativo 57</w:t>
+              <w:t xml:space="preserve"> </w:t>
+            </w:r>
+            <w:r>
+              <w:t xml:space="preserve">(todos obligatorios); el teléfono se normaliza con indicativo 57</w:t>
             </w:r>
           </w:p>
         </w:tc>
@@ -3430,7 +3651,7 @@
               <w:jc w:val="left"/>
             </w:pPr>
             <w:r>
-              <w:t xml:space="preserve">Máximo 1 cita activa por documento sin cuenta</w:t>
+              <w:t xml:space="preserve">Máximo 1 cita pendiente o confirmada por documento</w:t>
             </w:r>
           </w:p>
         </w:tc>
@@ -3457,77 +3678,36 @@
               <w:rPr>
                 <w:rStyle w:val="VerbatimChar"/>
               </w:rPr>
-              <w:t xml:space="preserve">LIMITE_CITAS_ACTIVAS_SIN_USUARIO</w:t>
-            </w:r>
-          </w:p>
-        </w:tc>
-      </w:tr>
-      <w:tr>
-        <w:tc>
-          <w:tcPr/>
-          <w:p>
-            <w:pPr>
-              <w:pStyle w:val="Compact"/>
-              <w:jc w:val="left"/>
-            </w:pPr>
-            <w:r>
-              <w:t xml:space="preserve">La cita queda a nombre de un paciente solo si agenda con su sesión</w:t>
-            </w:r>
-          </w:p>
-        </w:tc>
-        <w:tc>
-          <w:tcPr/>
-          <w:p>
-            <w:pPr>
-              <w:pStyle w:val="Compact"/>
-              <w:jc w:val="left"/>
-            </w:pPr>
-            <w:r>
-              <w:t xml:space="preserve">Middleware</w:t>
-            </w:r>
-            <w:r>
-              <w:t xml:space="preserve"> </w:t>
-            </w:r>
-            <w:r>
-              <w:rPr>
-                <w:rStyle w:val="VerbatimChar"/>
-              </w:rPr>
-              <w:t xml:space="preserve">sesionOpcional</w:t>
-            </w:r>
-            <w:r>
-              <w:t xml:space="preserve"> </w:t>
-            </w:r>
-            <w:r>
-              <w:t xml:space="preserve">y comparación del documento con el usuario de la sesión</w:t>
-            </w:r>
-          </w:p>
-        </w:tc>
-      </w:tr>
-      <w:tr>
-        <w:tc>
-          <w:tcPr/>
-          <w:p>
-            <w:pPr>
-              <w:pStyle w:val="Compact"/>
-              <w:jc w:val="left"/>
-            </w:pPr>
-            <w:r>
-              <w:t xml:space="preserve">El paciente reprograma una sola vez</w:t>
-            </w:r>
-          </w:p>
-        </w:tc>
-        <w:tc>
-          <w:tcPr/>
-          <w:p>
-            <w:pPr>
-              <w:pStyle w:val="Compact"/>
-              <w:jc w:val="left"/>
-            </w:pPr>
-            <w:r>
-              <w:rPr>
-                <w:rStyle w:val="VerbatimChar"/>
-              </w:rPr>
-              <w:t xml:space="preserve">UPDATE … WHERE reprogramaciones &lt; 1</w:t>
+              <w:t xml:space="preserve">LIMITE_CITAS_ACTIVAS_POR_DOCUMENTO</w:t>
+            </w:r>
+          </w:p>
+        </w:tc>
+      </w:tr>
+      <w:tr>
+        <w:tc>
+          <w:tcPr/>
+          <w:p>
+            <w:pPr>
+              <w:pStyle w:val="Compact"/>
+              <w:jc w:val="left"/>
+            </w:pPr>
+            <w:r>
+              <w:t xml:space="preserve">El paciente reprograma una sola vez y la nueva hora vuelve a pendiente</w:t>
+            </w:r>
+          </w:p>
+        </w:tc>
+        <w:tc>
+          <w:tcPr/>
+          <w:p>
+            <w:pPr>
+              <w:pStyle w:val="Compact"/>
+              <w:jc w:val="left"/>
+            </w:pPr>
+            <w:r>
+              <w:rPr>
+                <w:rStyle w:val="VerbatimChar"/>
+              </w:rPr>
+              <w:t xml:space="preserve">UPDATE … SET estado = 'pendiente' … WHERE reprogramaciones &lt; 1</w:t>
             </w:r>
             <w:r>
               <w:t xml:space="preserve"> </w:t>
@@ -3582,546 +3762,472 @@
               <w:jc w:val="left"/>
             </w:pPr>
             <w:r>
-              <w:t xml:space="preserve">Las mismas reglas desde el enlace y desde</w:t>
-            </w:r>
-            <w:r>
-              <w:t xml:space="preserve"> </w:t>
-            </w:r>
+              <w:t xml:space="preserve">La secretaria reprograma sin límite y puede cambiar de especialista</w:t>
+            </w:r>
+          </w:p>
+        </w:tc>
+        <w:tc>
+          <w:tcPr/>
+          <w:p>
+            <w:pPr>
+              <w:pStyle w:val="Compact"/>
+              <w:jc w:val="left"/>
+            </w:pPr>
+            <w:r>
+              <w:rPr>
+                <w:rStyle w:val="VerbatimChar"/>
+              </w:rPr>
+              <w:t xml:space="preserve">reprogramarAdmin</w:t>
+            </w:r>
+            <w:r>
+              <w:t xml:space="preserve"> </w:t>
+            </w:r>
+            <w:r>
+              <w:t xml:space="preserve">no toca el contador; valida que el especialista atienda la especialidad</w:t>
+            </w:r>
+          </w:p>
+        </w:tc>
+      </w:tr>
+      <w:tr>
+        <w:tc>
+          <w:tcPr/>
+          <w:p>
+            <w:pPr>
+              <w:pStyle w:val="Compact"/>
+              <w:jc w:val="left"/>
+            </w:pPr>
+            <w:r>
+              <w:t xml:space="preserve">No quitar una hora con cita</w:t>
+            </w:r>
+          </w:p>
+        </w:tc>
+        <w:tc>
+          <w:tcPr/>
+          <w:p>
+            <w:pPr>
+              <w:pStyle w:val="Compact"/>
+              <w:jc w:val="left"/>
+            </w:pPr>
+            <w:r>
+              <w:rPr>
+                <w:rStyle w:val="VerbatimChar"/>
+              </w:rPr>
+              <w:t xml:space="preserve">quitarFranja</w:t>
+            </w:r>
+            <w:r>
+              <w:t xml:space="preserve"> </w:t>
+            </w:r>
+            <w:r>
+              <w:t xml:space="preserve">responde 409 si hay cita viva; si no, la desactiva (no la borra)</w:t>
+            </w:r>
+          </w:p>
+        </w:tc>
+      </w:tr>
+      <w:tr>
+        <w:tc>
+          <w:tcPr/>
+          <w:p>
+            <w:pPr>
+              <w:pStyle w:val="Compact"/>
+              <w:jc w:val="left"/>
+            </w:pPr>
+            <w:r>
+              <w:t xml:space="preserve">Marcar asistencia solo cuando llegó la hora</w:t>
+            </w:r>
+          </w:p>
+        </w:tc>
+        <w:tc>
+          <w:tcPr/>
+          <w:p>
+            <w:pPr>
+              <w:pStyle w:val="Compact"/>
+              <w:jc w:val="left"/>
+            </w:pPr>
+            <w:r>
+              <w:rPr>
+                <w:rStyle w:val="VerbatimChar"/>
+              </w:rPr>
+              <w:t xml:space="preserve">cambiarEstado</w:t>
+            </w:r>
+            <w:r>
+              <w:t xml:space="preserve"> </w:t>
+            </w:r>
+            <w:r>
+              <w:t xml:space="preserve">compara con la hora actual</w:t>
+            </w:r>
+          </w:p>
+        </w:tc>
+      </w:tr>
+      <w:tr>
+        <w:tc>
+          <w:tcPr/>
+          <w:p>
+            <w:pPr>
+              <w:pStyle w:val="Compact"/>
+              <w:jc w:val="left"/>
+            </w:pPr>
+            <w:r>
+              <w:t xml:space="preserve">Las citas canceladas no se borran</w:t>
+            </w:r>
+          </w:p>
+        </w:tc>
+        <w:tc>
+          <w:tcPr/>
+          <w:p>
+            <w:pPr>
+              <w:pStyle w:val="Compact"/>
+              <w:jc w:val="left"/>
+            </w:pPr>
+            <w:r>
+              <w:t xml:space="preserve">Estado</w:t>
+            </w:r>
+            <w:r>
+              <w:t xml:space="preserve"> </w:t>
+            </w:r>
+            <w:r>
+              <w:rPr>
+                <w:rStyle w:val="VerbatimChar"/>
+              </w:rPr>
+              <w:t xml:space="preserve">cancelada</w:t>
+            </w:r>
+            <w:r>
+              <w:t xml:space="preserve"> </w:t>
+            </w:r>
+            <w:r>
+              <w:t xml:space="preserve">y</w:t>
+            </w:r>
+            <w:r>
+              <w:t xml:space="preserve"> </w:t>
+            </w:r>
+            <w:r>
+              <w:rPr>
+                <w:rStyle w:val="VerbatimChar"/>
+              </w:rPr>
+              <w:t xml:space="preserve">cancelada_por</w:t>
+            </w:r>
+          </w:p>
+        </w:tc>
+      </w:tr>
+      <w:tr>
+        <w:tc>
+          <w:tcPr/>
+          <w:p>
+            <w:pPr>
+              <w:pStyle w:val="Compact"/>
+              <w:jc w:val="left"/>
+            </w:pPr>
+            <w:r>
+              <w:t xml:space="preserve">Límite de intentos de ingreso</w:t>
+            </w:r>
+          </w:p>
+        </w:tc>
+        <w:tc>
+          <w:tcPr/>
+          <w:p>
+            <w:pPr>
+              <w:pStyle w:val="Compact"/>
+              <w:jc w:val="left"/>
+            </w:pPr>
+            <w:r>
+              <w:rPr>
+                <w:rStyle w:val="VerbatimChar"/>
+              </w:rPr>
+              <w:t xml:space="preserve">limitePeticiones</w:t>
+            </w:r>
+            <w:r>
+              <w:t xml:space="preserve"> </w:t>
+            </w:r>
+            <w:r>
+              <w:t xml:space="preserve">en</w:t>
+            </w:r>
+            <w:r>
+              <w:t xml:space="preserve"> </w:t>
+            </w:r>
+            <w:r>
+              <w:rPr>
+                <w:rStyle w:val="VerbatimChar"/>
+              </w:rPr>
+              <w:t xml:space="preserve">POST /auth/ingreso</w:t>
+            </w:r>
+            <w:r>
+              <w:t xml:space="preserve">: 10 por IP cada 15 minutos, configurable con</w:t>
+            </w:r>
+            <w:r>
+              <w:t xml:space="preserve"> </w:t>
+            </w:r>
+            <w:r>
+              <w:rPr>
+                <w:rStyle w:val="VerbatimChar"/>
+              </w:rPr>
+              <w:t xml:space="preserve">LIMITE_INGRESOS_POR_IP</w:t>
+            </w:r>
+          </w:p>
+        </w:tc>
+      </w:tr>
+      <w:tr>
+        <w:tc>
+          <w:tcPr/>
+          <w:p>
+            <w:pPr>
+              <w:pStyle w:val="Compact"/>
+              <w:jc w:val="left"/>
+            </w:pPr>
+            <w:r>
+              <w:t xml:space="preserve">Clave temporal obligatoria de cambiar</w:t>
+            </w:r>
+          </w:p>
+        </w:tc>
+        <w:tc>
+          <w:tcPr/>
+          <w:p>
+            <w:pPr>
+              <w:pStyle w:val="Compact"/>
+              <w:jc w:val="left"/>
+            </w:pPr>
+            <w:r>
+              <w:t xml:space="preserve">El ingreso devuelve</w:t>
+            </w:r>
+            <w:r>
+              <w:t xml:space="preserve"> </w:t>
+            </w:r>
+            <w:r>
+              <w:rPr>
+                <w:rStyle w:val="VerbatimChar"/>
+              </w:rPr>
+              <w:t xml:space="preserve">debeCambiarContrasena</w:t>
+            </w:r>
+            <w:r>
+              <w:t xml:space="preserve">;</w:t>
+            </w:r>
+            <w:r>
+              <w:t xml:space="preserve"> </w:t>
+            </w:r>
+            <w:r>
+              <w:rPr>
+                <w:rStyle w:val="VerbatimChar"/>
+              </w:rPr>
+              <w:t xml:space="preserve">exigirSesion()</w:t>
+            </w:r>
+            <w:r>
+              <w:t xml:space="preserve"> </w:t>
+            </w:r>
+            <w:r>
+              <w:t xml:space="preserve">en</w:t>
+            </w:r>
+            <w:r>
+              <w:t xml:space="preserve"> </w:t>
+            </w:r>
+            <w:r>
+              <w:rPr>
+                <w:rStyle w:val="VerbatimChar"/>
+              </w:rPr>
+              <w:t xml:space="preserve">frontend/js/sesion.js</w:t>
+            </w:r>
+            <w:r>
+              <w:t xml:space="preserve"> </w:t>
+            </w:r>
+            <w:r>
+              <w:t xml:space="preserve">lleva a</w:t>
+            </w:r>
+            <w:r>
+              <w:t xml:space="preserve"> </w:t>
+            </w:r>
+            <w:r>
+              <w:rPr>
+                <w:rStyle w:val="VerbatimChar"/>
+              </w:rPr>
+              <w:t xml:space="preserve">cambiar-contrasena.html</w:t>
+            </w:r>
+            <w:r>
+              <w:t xml:space="preserve"> </w:t>
+            </w:r>
+            <w:r>
+              <w:t xml:space="preserve">antes de cualquier panel</w:t>
+            </w:r>
+          </w:p>
+        </w:tc>
+      </w:tr>
+      <w:tr>
+        <w:tc>
+          <w:tcPr/>
+          <w:p>
+            <w:pPr>
+              <w:pStyle w:val="Compact"/>
+              <w:jc w:val="left"/>
+            </w:pPr>
+            <w:r>
+              <w:t xml:space="preserve">Historia clínica inalterable</w:t>
+            </w:r>
+          </w:p>
+        </w:tc>
+        <w:tc>
+          <w:tcPr/>
+          <w:p>
+            <w:pPr>
+              <w:pStyle w:val="Compact"/>
+              <w:jc w:val="left"/>
+            </w:pPr>
+            <w:r>
+              <w:t xml:space="preserve">Solo hay</w:t>
+            </w:r>
+            <w:r>
+              <w:t xml:space="preserve"> </w:t>
+            </w:r>
+            <w:r>
+              <w:rPr>
+                <w:rStyle w:val="VerbatimChar"/>
+              </w:rPr>
+              <w:t xml:space="preserve">INSERT</w:t>
+            </w:r>
+            <w:r>
+              <w:t xml:space="preserve">; la corrección es una entrada nueva con</w:t>
+            </w:r>
+            <w:r>
+              <w:t xml:space="preserve"> </w:t>
+            </w:r>
+            <w:r>
+              <w:rPr>
+                <w:rStyle w:val="VerbatimChar"/>
+              </w:rPr>
+              <w:t xml:space="preserve">corrige_a</w:t>
+            </w:r>
+          </w:p>
+        </w:tc>
+      </w:tr>
+      <w:tr>
+        <w:tc>
+          <w:tcPr/>
+          <w:p>
+            <w:pPr>
+              <w:pStyle w:val="Compact"/>
+              <w:jc w:val="left"/>
+            </w:pPr>
+            <w:r>
+              <w:t xml:space="preserve">Solo la secretaria inicia sesión</w:t>
+            </w:r>
+          </w:p>
+        </w:tc>
+        <w:tc>
+          <w:tcPr/>
+          <w:p>
+            <w:pPr>
+              <w:pStyle w:val="Compact"/>
+              <w:jc w:val="left"/>
+            </w:pPr>
+            <w:r>
+              <w:t xml:space="preserve">El ingreso rechaza cualquier usuario que no sea</w:t>
+            </w:r>
+            <w:r>
+              <w:t xml:space="preserve"> </w:t>
+            </w:r>
+            <w:r>
+              <w:rPr>
+                <w:rStyle w:val="VerbatimChar"/>
+              </w:rPr>
+              <w:t xml:space="preserve">administrador</w:t>
+            </w:r>
+            <w:r>
+              <w:t xml:space="preserve">; los pacientes están en otra tabla, sin contraseña</w:t>
+            </w:r>
+          </w:p>
+        </w:tc>
+      </w:tr>
+      <w:tr>
+        <w:tc>
+          <w:tcPr/>
+          <w:p>
+            <w:pPr>
+              <w:pStyle w:val="Compact"/>
+              <w:jc w:val="left"/>
+            </w:pPr>
+            <w:r>
+              <w:t xml:space="preserve">Recordatorio 24 horas antes, una sola vez</w:t>
+            </w:r>
+          </w:p>
+        </w:tc>
+        <w:tc>
+          <w:tcPr/>
+          <w:p>
+            <w:pPr>
+              <w:pStyle w:val="Compact"/>
+              <w:jc w:val="left"/>
+            </w:pPr>
+            <w:r>
+              <w:rPr>
+                <w:rStyle w:val="VerbatimChar"/>
+              </w:rPr>
+              <w:t xml:space="preserve">services/recordatorios.js</w:t>
+            </w:r>
+            <w:r>
+              <w:t xml:space="preserve">: cada 30 min dentro de</w:t>
+            </w:r>
+            <w:r>
+              <w:t xml:space="preserve"> </w:t>
+            </w:r>
+            <w:r>
+              <w:rPr>
+                <w:rStyle w:val="VerbatimChar"/>
+              </w:rPr>
+              <w:t xml:space="preserve">RECORDATORIO_DESDE</w:t>
+            </w:r>
+            <w:r>
+              <w:t xml:space="preserve">–</w:t>
+            </w:r>
+            <w:r>
+              <w:rPr>
+                <w:rStyle w:val="VerbatimChar"/>
+              </w:rPr>
+              <w:t xml:space="preserve">RECORDATORIO_HASTA</w:t>
+            </w:r>
+            <w:r>
+              <w:t xml:space="preserve">; citas confirmadas que empiezan en las próximas 24 h, aceptadas hace más de 12 h y sin recordatorio posterior a su última confirmación o reprogramación</w:t>
+            </w:r>
+          </w:p>
+        </w:tc>
+      </w:tr>
+      <w:tr>
+        <w:tc>
+          <w:tcPr/>
+          <w:p>
+            <w:pPr>
+              <w:pStyle w:val="Compact"/>
+              <w:jc w:val="left"/>
+            </w:pPr>
             <w:r>
               <w:t xml:space="preserve">“</w:t>
             </w:r>
             <w:r>
-              <w:t xml:space="preserve">Mis citas</w:t>
+              <w:t xml:space="preserve">Olvidé mi contraseña</w:t>
             </w:r>
             <w:r>
               <w:t xml:space="preserve">”</w:t>
             </w:r>
-          </w:p>
-        </w:tc>
-        <w:tc>
-          <w:tcPr/>
-          <w:p>
-            <w:pPr>
-              <w:pStyle w:val="Compact"/>
-              <w:jc w:val="left"/>
-            </w:pPr>
-            <w:r>
-              <w:rPr>
-                <w:rStyle w:val="VerbatimChar"/>
-              </w:rPr>
-              <w:t xml:space="preserve">reprogramarPorPaciente</w:t>
-            </w:r>
-            <w:r>
-              <w:t xml:space="preserve"> </w:t>
-            </w:r>
-            <w:r>
-              <w:t xml:space="preserve">y</w:t>
-            </w:r>
-            <w:r>
-              <w:t xml:space="preserve"> </w:t>
-            </w:r>
-            <w:r>
-              <w:rPr>
-                <w:rStyle w:val="VerbatimChar"/>
-              </w:rPr>
-              <w:t xml:space="preserve">cancelarPorPaciente</w:t>
-            </w:r>
-            <w:r>
-              <w:t xml:space="preserve"> </w:t>
-            </w:r>
-            <w:r>
-              <w:t xml:space="preserve">las comparten; con sesión,</w:t>
-            </w:r>
-            <w:r>
-              <w:t xml:space="preserve"> </w:t>
-            </w:r>
-            <w:r>
-              <w:rPr>
-                <w:rStyle w:val="VerbatimChar"/>
-              </w:rPr>
-              <w:t xml:space="preserve">citaPropia</w:t>
-            </w:r>
-            <w:r>
-              <w:t xml:space="preserve"> </w:t>
-            </w:r>
-            <w:r>
-              <w:t xml:space="preserve">exige que la cita sea del paciente (si no, 404)</w:t>
-            </w:r>
-          </w:p>
-        </w:tc>
-      </w:tr>
-      <w:tr>
-        <w:tc>
-          <w:tcPr/>
-          <w:p>
-            <w:pPr>
-              <w:pStyle w:val="Compact"/>
-              <w:jc w:val="left"/>
-            </w:pPr>
-            <w:r>
-              <w:t xml:space="preserve">La secretaria reprograma sin límite y puede cambiar de especialista</w:t>
-            </w:r>
-          </w:p>
-        </w:tc>
-        <w:tc>
-          <w:tcPr/>
-          <w:p>
-            <w:pPr>
-              <w:pStyle w:val="Compact"/>
-              <w:jc w:val="left"/>
-            </w:pPr>
-            <w:r>
-              <w:rPr>
-                <w:rStyle w:val="VerbatimChar"/>
-              </w:rPr>
-              <w:t xml:space="preserve">reprogramarAdmin</w:t>
-            </w:r>
-            <w:r>
-              <w:t xml:space="preserve"> </w:t>
-            </w:r>
-            <w:r>
-              <w:t xml:space="preserve">no toca el contador; valida que el especialista atienda la especialidad</w:t>
-            </w:r>
-          </w:p>
-        </w:tc>
-      </w:tr>
-      <w:tr>
-        <w:tc>
-          <w:tcPr/>
-          <w:p>
-            <w:pPr>
-              <w:pStyle w:val="Compact"/>
-              <w:jc w:val="left"/>
-            </w:pPr>
-            <w:r>
-              <w:t xml:space="preserve">No quitar una hora con cita</w:t>
-            </w:r>
-          </w:p>
-        </w:tc>
-        <w:tc>
-          <w:tcPr/>
-          <w:p>
-            <w:pPr>
-              <w:pStyle w:val="Compact"/>
-              <w:jc w:val="left"/>
-            </w:pPr>
-            <w:r>
-              <w:rPr>
-                <w:rStyle w:val="VerbatimChar"/>
-              </w:rPr>
-              <w:t xml:space="preserve">quitarFranja</w:t>
-            </w:r>
-            <w:r>
-              <w:t xml:space="preserve"> </w:t>
-            </w:r>
-            <w:r>
-              <w:t xml:space="preserve">responde 409 si hay cita viva; si no, la desactiva (no la borra)</w:t>
-            </w:r>
-          </w:p>
-        </w:tc>
-      </w:tr>
-      <w:tr>
-        <w:tc>
-          <w:tcPr/>
-          <w:p>
-            <w:pPr>
-              <w:pStyle w:val="Compact"/>
-              <w:jc w:val="left"/>
-            </w:pPr>
-            <w:r>
-              <w:t xml:space="preserve">Marcar asistencia solo cuando llegó la hora</w:t>
-            </w:r>
-          </w:p>
-        </w:tc>
-        <w:tc>
-          <w:tcPr/>
-          <w:p>
-            <w:pPr>
-              <w:pStyle w:val="Compact"/>
-              <w:jc w:val="left"/>
-            </w:pPr>
-            <w:r>
-              <w:rPr>
-                <w:rStyle w:val="VerbatimChar"/>
-              </w:rPr>
-              <w:t xml:space="preserve">cambiarEstado</w:t>
-            </w:r>
-            <w:r>
-              <w:t xml:space="preserve"> </w:t>
-            </w:r>
-            <w:r>
-              <w:t xml:space="preserve">compara con la hora actual</w:t>
-            </w:r>
-          </w:p>
-        </w:tc>
-      </w:tr>
-      <w:tr>
-        <w:tc>
-          <w:tcPr/>
-          <w:p>
-            <w:pPr>
-              <w:pStyle w:val="Compact"/>
-              <w:jc w:val="left"/>
-            </w:pPr>
-            <w:r>
-              <w:t xml:space="preserve">Las citas canceladas no se borran</w:t>
-            </w:r>
-          </w:p>
-        </w:tc>
-        <w:tc>
-          <w:tcPr/>
-          <w:p>
-            <w:pPr>
-              <w:pStyle w:val="Compact"/>
-              <w:jc w:val="left"/>
-            </w:pPr>
-            <w:r>
-              <w:t xml:space="preserve">Estado</w:t>
-            </w:r>
-            <w:r>
-              <w:t xml:space="preserve"> </w:t>
-            </w:r>
-            <w:r>
-              <w:rPr>
-                <w:rStyle w:val="VerbatimChar"/>
-              </w:rPr>
-              <w:t xml:space="preserve">cancelada</w:t>
-            </w:r>
-            <w:r>
-              <w:t xml:space="preserve"> </w:t>
-            </w:r>
-            <w:r>
-              <w:t xml:space="preserve">y</w:t>
-            </w:r>
-            <w:r>
-              <w:t xml:space="preserve"> </w:t>
-            </w:r>
-            <w:r>
-              <w:rPr>
-                <w:rStyle w:val="VerbatimChar"/>
-              </w:rPr>
-              <w:t xml:space="preserve">cancelada_por</w:t>
-            </w:r>
-          </w:p>
-        </w:tc>
-      </w:tr>
-      <w:tr>
-        <w:tc>
-          <w:tcPr/>
-          <w:p>
-            <w:pPr>
-              <w:pStyle w:val="Compact"/>
-              <w:jc w:val="left"/>
-            </w:pPr>
-            <w:r>
-              <w:t xml:space="preserve">Límite de intentos de ingreso</w:t>
-            </w:r>
-          </w:p>
-        </w:tc>
-        <w:tc>
-          <w:tcPr/>
-          <w:p>
-            <w:pPr>
-              <w:pStyle w:val="Compact"/>
-              <w:jc w:val="left"/>
-            </w:pPr>
-            <w:r>
-              <w:rPr>
-                <w:rStyle w:val="VerbatimChar"/>
-              </w:rPr>
-              <w:t xml:space="preserve">limitePeticiones</w:t>
-            </w:r>
-            <w:r>
-              <w:t xml:space="preserve"> </w:t>
-            </w:r>
-            <w:r>
-              <w:t xml:space="preserve">en</w:t>
-            </w:r>
-            <w:r>
-              <w:t xml:space="preserve"> </w:t>
-            </w:r>
-            <w:r>
-              <w:rPr>
-                <w:rStyle w:val="VerbatimChar"/>
-              </w:rPr>
-              <w:t xml:space="preserve">POST /auth/ingreso</w:t>
-            </w:r>
-            <w:r>
-              <w:t xml:space="preserve">: 10 por IP cada 15 minutos, configurable con</w:t>
-            </w:r>
-            <w:r>
-              <w:t xml:space="preserve"> </w:t>
-            </w:r>
-            <w:r>
-              <w:rPr>
-                <w:rStyle w:val="VerbatimChar"/>
-              </w:rPr>
-              <w:t xml:space="preserve">LIMITE_INGRESOS_POR_IP</w:t>
-            </w:r>
-          </w:p>
-        </w:tc>
-      </w:tr>
-      <w:tr>
-        <w:tc>
-          <w:tcPr/>
-          <w:p>
-            <w:pPr>
-              <w:pStyle w:val="Compact"/>
-              <w:jc w:val="left"/>
-            </w:pPr>
-            <w:r>
-              <w:t xml:space="preserve">Clave temporal obligatoria de cambiar</w:t>
-            </w:r>
-          </w:p>
-        </w:tc>
-        <w:tc>
-          <w:tcPr/>
-          <w:p>
-            <w:pPr>
-              <w:pStyle w:val="Compact"/>
-              <w:jc w:val="left"/>
-            </w:pPr>
-            <w:r>
-              <w:t xml:space="preserve">El ingreso devuelve</w:t>
-            </w:r>
-            <w:r>
-              <w:t xml:space="preserve"> </w:t>
-            </w:r>
-            <w:r>
-              <w:rPr>
-                <w:rStyle w:val="VerbatimChar"/>
-              </w:rPr>
-              <w:t xml:space="preserve">debeCambiarContrasena</w:t>
-            </w:r>
-            <w:r>
-              <w:t xml:space="preserve">;</w:t>
-            </w:r>
-            <w:r>
-              <w:t xml:space="preserve"> </w:t>
-            </w:r>
-            <w:r>
-              <w:rPr>
-                <w:rStyle w:val="VerbatimChar"/>
-              </w:rPr>
-              <w:t xml:space="preserve">exigirSesion()</w:t>
-            </w:r>
-            <w:r>
-              <w:t xml:space="preserve"> </w:t>
-            </w:r>
-            <w:r>
-              <w:t xml:space="preserve">en</w:t>
-            </w:r>
-            <w:r>
-              <w:t xml:space="preserve"> </w:t>
-            </w:r>
-            <w:r>
-              <w:rPr>
-                <w:rStyle w:val="VerbatimChar"/>
-              </w:rPr>
-              <w:t xml:space="preserve">frontend/js/sesion.js</w:t>
-            </w:r>
-            <w:r>
-              <w:t xml:space="preserve"> </w:t>
-            </w:r>
-            <w:r>
-              <w:t xml:space="preserve">lleva a</w:t>
-            </w:r>
-            <w:r>
-              <w:t xml:space="preserve"> </w:t>
-            </w:r>
-            <w:r>
-              <w:rPr>
-                <w:rStyle w:val="VerbatimChar"/>
-              </w:rPr>
-              <w:t xml:space="preserve">cambiar-contrasena.html</w:t>
-            </w:r>
-            <w:r>
-              <w:t xml:space="preserve"> </w:t>
-            </w:r>
-            <w:r>
-              <w:t xml:space="preserve">antes de cualquier panel</w:t>
-            </w:r>
-          </w:p>
-        </w:tc>
-      </w:tr>
-      <w:tr>
-        <w:tc>
-          <w:tcPr/>
-          <w:p>
-            <w:pPr>
-              <w:pStyle w:val="Compact"/>
-              <w:jc w:val="left"/>
-            </w:pPr>
-            <w:r>
-              <w:t xml:space="preserve">Historia clínica inalterable</w:t>
-            </w:r>
-          </w:p>
-        </w:tc>
-        <w:tc>
-          <w:tcPr/>
-          <w:p>
-            <w:pPr>
-              <w:pStyle w:val="Compact"/>
-              <w:jc w:val="left"/>
-            </w:pPr>
-            <w:r>
-              <w:t xml:space="preserve">Solo hay</w:t>
-            </w:r>
-            <w:r>
-              <w:t xml:space="preserve"> </w:t>
-            </w:r>
-            <w:r>
-              <w:rPr>
-                <w:rStyle w:val="VerbatimChar"/>
-              </w:rPr>
-              <w:t xml:space="preserve">INSERT</w:t>
-            </w:r>
-            <w:r>
-              <w:t xml:space="preserve">; la corrección es una entrada nueva con</w:t>
-            </w:r>
-            <w:r>
-              <w:t xml:space="preserve"> </w:t>
-            </w:r>
-            <w:r>
-              <w:rPr>
-                <w:rStyle w:val="VerbatimChar"/>
-              </w:rPr>
-              <w:t xml:space="preserve">corrige_a</w:t>
-            </w:r>
-          </w:p>
-        </w:tc>
-      </w:tr>
-      <w:tr>
-        <w:tc>
-          <w:tcPr/>
-          <w:p>
-            <w:pPr>
-              <w:pStyle w:val="Compact"/>
-              <w:jc w:val="left"/>
-            </w:pPr>
-            <w:r>
-              <w:t xml:space="preserve">Pacientes con cuenta solo los crea la secretaria</w:t>
-            </w:r>
-          </w:p>
-        </w:tc>
-        <w:tc>
-          <w:tcPr/>
-          <w:p>
-            <w:pPr>
-              <w:pStyle w:val="Compact"/>
-              <w:jc w:val="left"/>
-            </w:pPr>
-            <w:r>
-              <w:t xml:space="preserve">No hay registro público;</w:t>
-            </w:r>
-            <w:r>
-              <w:t xml:space="preserve"> </w:t>
-            </w:r>
-            <w:r>
-              <w:rPr>
-                <w:rStyle w:val="VerbatimChar"/>
-              </w:rPr>
-              <w:t xml:space="preserve">POST /pacientes</w:t>
-            </w:r>
-            <w:r>
-              <w:t xml:space="preserve"> </w:t>
-            </w:r>
-            <w:r>
-              <w:t xml:space="preserve">exige rol administrador</w:t>
-            </w:r>
-          </w:p>
-        </w:tc>
-      </w:tr>
-      <w:tr>
-        <w:tc>
-          <w:tcPr/>
-          <w:p>
-            <w:pPr>
-              <w:pStyle w:val="Compact"/>
-              <w:jc w:val="left"/>
-            </w:pPr>
-            <w:r>
-              <w:t xml:space="preserve">Recordatorio el día anterior, una sola vez</w:t>
-            </w:r>
-          </w:p>
-        </w:tc>
-        <w:tc>
-          <w:tcPr/>
-          <w:p>
-            <w:pPr>
-              <w:pStyle w:val="Compact"/>
-              <w:jc w:val="left"/>
-            </w:pPr>
-            <w:r>
-              <w:rPr>
-                <w:rStyle w:val="VerbatimChar"/>
-              </w:rPr>
-              <w:t xml:space="preserve">services/recordatorios.js</w:t>
-            </w:r>
-            <w:r>
-              <w:t xml:space="preserve">: cada 30 min dentro de</w:t>
-            </w:r>
-            <w:r>
-              <w:t xml:space="preserve"> </w:t>
-            </w:r>
-            <w:r>
-              <w:rPr>
-                <w:rStyle w:val="VerbatimChar"/>
-              </w:rPr>
-              <w:t xml:space="preserve">RECORDATORIO_DESDE</w:t>
-            </w:r>
-            <w:r>
-              <w:t xml:space="preserve">–</w:t>
-            </w:r>
-            <w:r>
-              <w:rPr>
-                <w:rStyle w:val="VerbatimChar"/>
-              </w:rPr>
-              <w:t xml:space="preserve">RECORDATORIO_HASTA</w:t>
-            </w:r>
-            <w:r>
-              <w:t xml:space="preserve">; citas confirmadas de mañana agendadas hace más de 12 h y sin recordatorio posterior a su última confirmación o reprogramación</w:t>
-            </w:r>
-          </w:p>
-        </w:tc>
-      </w:tr>
-      <w:tr>
-        <w:tc>
-          <w:tcPr/>
-          <w:p>
-            <w:pPr>
-              <w:pStyle w:val="Compact"/>
-              <w:jc w:val="left"/>
-            </w:pPr>
-            <w:r>
-              <w:t xml:space="preserve">“</w:t>
-            </w:r>
-            <w:r>
-              <w:t xml:space="preserve">Olvidé mi contraseña</w:t>
-            </w:r>
-            <w:r>
-              <w:t xml:space="preserve">”</w:t>
-            </w:r>
-          </w:p>
-        </w:tc>
-        <w:tc>
-          <w:tcPr/>
-          <w:p>
-            <w:pPr>
-              <w:pStyle w:val="Compact"/>
-              <w:jc w:val="left"/>
-            </w:pPr>
-            <w:r>
-              <w:t xml:space="preserve">La secretaria genera una clave temporal nueva (</w:t>
-            </w:r>
-            <w:r>
-              <w:rPr>
-                <w:rStyle w:val="VerbatimChar"/>
-              </w:rPr>
-              <w:t xml:space="preserve">debe_cambiar_contrasena = TRUE</w:t>
-            </w:r>
-            <w:r>
-              <w:t xml:space="preserve">); la de la secretaria se restablece por consola</w:t>
+            <w:r>
+              <w:t xml:space="preserve"> </w:t>
+            </w:r>
+            <w:r>
+              <w:t xml:space="preserve">(secretaria)</w:t>
+            </w:r>
+          </w:p>
+        </w:tc>
+        <w:tc>
+          <w:tcPr/>
+          <w:p>
+            <w:pPr>
+              <w:pStyle w:val="Compact"/>
+              <w:jc w:val="left"/>
+            </w:pPr>
+            <w:r>
+              <w:t xml:space="preserve">Se restablece por consola con</w:t>
+            </w:r>
+            <w:r>
+              <w:t xml:space="preserve"> </w:t>
+            </w:r>
+            <w:r>
+              <w:rPr>
+                <w:rStyle w:val="VerbatimChar"/>
+              </w:rPr>
+              <w:t xml:space="preserve">npm run restablecer-admin</w:t>
             </w:r>
           </w:p>
         </w:tc>
@@ -4246,7 +4352,7 @@
               <w:jc w:val="left"/>
             </w:pPr>
             <w:r>
-              <w:t xml:space="preserve">bcrypt con 10 rondas; nunca se guardan ni se devuelven en texto plano. La clave temporal del paciente se muestra una sola vez y se exige cambiarla</w:t>
+              <w:t xml:space="preserve">bcrypt con 10 rondas; nunca se guardan ni se devuelven en texto plano. Solo la secretaria tiene contraseña</w:t>
             </w:r>
           </w:p>
         </w:tc>
@@ -4386,7 +4492,7 @@
               <w:t xml:space="preserve"> </w:t>
             </w:r>
             <w:r>
-              <w:t xml:space="preserve">solo se guarda su hash SHA-256. Cuando la secretaria reprograma, se genera uno nuevo y el anterior deja de servir. Al marcar un mensaje como enviado, el código se borra del texto guardado</w:t>
+              <w:t xml:space="preserve">solo se guarda su hash SHA-256. El enlace se genera al aceptar la cita; cuando se acepta un cambio o la secretaria reprograma, se genera uno nuevo y el anterior deja de servir. Al marcar un mensaje como enviado, el código se borra del texto guardado</w:t>
             </w:r>
           </w:p>
         </w:tc>
@@ -4743,6 +4849,21 @@
         <w:t xml:space="preserve">confirmacion</w:t>
       </w:r>
       <w:r>
+        <w:t xml:space="preserve"> </w:t>
+      </w:r>
+      <w:r>
+        <w:t xml:space="preserve">(al aceptar),</w:t>
+      </w:r>
+      <w:r>
+        <w:t xml:space="preserve"> </w:t>
+      </w:r>
+      <w:r>
+        <w:rPr>
+          <w:rStyle w:val="VerbatimChar"/>
+        </w:rPr>
+        <w:t xml:space="preserve">reprogramacion</w:t>
+      </w:r>
+      <w:r>
         <w:t xml:space="preserve">,</w:t>
       </w:r>
       <w:r>
@@ -4752,7 +4873,7 @@
         <w:rPr>
           <w:rStyle w:val="VerbatimChar"/>
         </w:rPr>
-        <w:t xml:space="preserve">reprogramacion</w:t>
+        <w:t xml:space="preserve">cancelacion</w:t>
       </w:r>
       <w:r>
         <w:t xml:space="preserve">,</w:t>
@@ -4764,7 +4885,7 @@
         <w:rPr>
           <w:rStyle w:val="VerbatimChar"/>
         </w:rPr>
-        <w:t xml:space="preserve">cancelacion</w:t>
+        <w:t xml:space="preserve">rechazo</w:t>
       </w:r>
       <w:r>
         <w:t xml:space="preserve"> </w:t>
@@ -4782,7 +4903,7 @@
         <w:t xml:space="preserve">recordatorio</w:t>
       </w:r>
       <w:r>
-        <w:t xml:space="preserve">. Solo los dos primeros llevan el enlace de gestión: el recordatorio sale cuando ya pasó el plazo de 24 horas y la cancelación ya no lo necesita.</w:t>
+        <w:t xml:space="preserve">. Solo los dos primeros llevan el enlace de gestión: el recordatorio sale cuando ya pasó el plazo de 24 horas, y la cancelación y el rechazo llevan la dirección de la página para pedir otra cita.</w:t>
       </w:r>
     </w:p>
     <w:p>
@@ -4920,6 +5041,28 @@
       </w:r>
       <w:r>
         <w:t xml:space="preserve">).</w:t>
+      </w:r>
+    </w:p>
+    <w:p>
+      <w:pPr>
+        <w:numPr>
+          <w:ilvl w:val="0"/>
+          <w:numId w:val="1003"/>
+        </w:numPr>
+        <w:pStyle w:val="Compact"/>
+      </w:pPr>
+      <w:r>
+        <w:rPr>
+          <w:bCs/>
+          <w:b/>
+        </w:rPr>
+        <w:t xml:space="preserve">Flujo de aprobación (9 de octubre):</w:t>
+      </w:r>
+      <w:r>
+        <w:t xml:space="preserve"> </w:t>
+      </w:r>
+      <w:r>
+        <w:t xml:space="preserve">prueba de punta a punta contra la API sobre una base nueva y sobre una migrada con la 003: pedir cita sin correo (400), pendiente que aparta la hora, límite por documento, aceptar (crea la ficha y envía el enlace), reprogramar desde el enlace (vuelve a pendiente), rechazar (libera la hora), registrar en el consultorio, agendar desde la ficha, historia clínica y recordatorio de 24 horas. Además, recorrido en el navegador en modo demostración y con la API real, en escritorio y a 390 px.</w:t>
       </w:r>
     </w:p>
     <w:p>

--- a/docs/para-drive/Manual técnico.docx
+++ b/docs/para-drive/Manual técnico.docx
@@ -1921,7 +1921,7 @@
               <w:jc w:val="left"/>
             </w:pPr>
             <w:r>
-              <w:t xml:space="preserve">Ficha de cada paciente (sin usuario ni contraseña), con su origen: web o consultorio</w:t>
+              <w:t xml:space="preserve">Ficha de cada paciente (sin usuario ni contraseña), con su origen (web o consultorio), tipo de documento, teléfono fijo y motivo de consulta</w:t>
             </w:r>
           </w:p>
         </w:tc>
@@ -3584,7 +3584,7 @@
               <w:jc w:val="left"/>
             </w:pPr>
             <w:r>
-              <w:t xml:space="preserve">Pedir cita sin cuenta con nombre, documento, teléfono y correo</w:t>
+              <w:t xml:space="preserve">Pedir cita sin cuenta con nombres, apellidos, tipo y número de documento, celular y correo (teléfono fijo opcional)</w:t>
             </w:r>
           </w:p>
         </w:tc>
@@ -3602,10 +3602,37 @@
               <w:t xml:space="preserve">validarDatosPersona</w:t>
             </w:r>
             <w:r>
-              <w:t xml:space="preserve"> </w:t>
-            </w:r>
-            <w:r>
-              <w:t xml:space="preserve">(todos obligatorios); el teléfono se normaliza con indicativo 57</w:t>
+              <w:t xml:space="preserve">; el celular se normaliza con indicativo 57; el pasaporte admite letras.</w:t>
+            </w:r>
+            <w:r>
+              <w:t xml:space="preserve"> </w:t>
+            </w:r>
+            <w:r>
+              <w:rPr>
+                <w:rStyle w:val="VerbatimChar"/>
+              </w:rPr>
+              <w:t xml:space="preserve">nombre_completo</w:t>
+            </w:r>
+            <w:r>
+              <w:t xml:space="preserve"> </w:t>
+            </w:r>
+            <w:r>
+              <w:t xml:space="preserve">y</w:t>
+            </w:r>
+            <w:r>
+              <w:t xml:space="preserve"> </w:t>
+            </w:r>
+            <w:r>
+              <w:rPr>
+                <w:rStyle w:val="VerbatimChar"/>
+              </w:rPr>
+              <w:t xml:space="preserve">nombre_paciente</w:t>
+            </w:r>
+            <w:r>
+              <w:t xml:space="preserve"> </w:t>
+            </w:r>
+            <w:r>
+              <w:t xml:space="preserve">son columnas generadas (nombres + apellidos)</w:t>
             </w:r>
           </w:p>
         </w:tc>
@@ -5385,6 +5412,163 @@
       </w:r>
       <w:r>
         <w:t xml:space="preserve">nombres en español, comentarios que explican el porqué, SQL con parámetros.</w:t>
+      </w:r>
+    </w:p>
+    <w:p>
+      <w:pPr>
+        <w:numPr>
+          <w:ilvl w:val="0"/>
+          <w:numId w:val="1004"/>
+        </w:numPr>
+        <w:pStyle w:val="Compact"/>
+      </w:pPr>
+      <w:r>
+        <w:rPr>
+          <w:bCs/>
+          <w:b/>
+        </w:rPr>
+        <w:t xml:space="preserve">Modo oscuro del panel:</w:t>
+      </w:r>
+      <w:r>
+        <w:t xml:space="preserve"> </w:t>
+      </w:r>
+      <w:r>
+        <w:rPr>
+          <w:rStyle w:val="VerbatimChar"/>
+        </w:rPr>
+        <w:t xml:space="preserve">js/tema.js</w:t>
+      </w:r>
+      <w:r>
+        <w:t xml:space="preserve"> </w:t>
+      </w:r>
+      <w:r>
+        <w:t xml:space="preserve">se carga en el</w:t>
+      </w:r>
+      <w:r>
+        <w:t xml:space="preserve"> </w:t>
+      </w:r>
+      <w:r>
+        <w:rPr>
+          <w:rStyle w:val="VerbatimChar"/>
+        </w:rPr>
+        <w:t xml:space="preserve">&lt;head&gt;</w:t>
+      </w:r>
+      <w:r>
+        <w:t xml:space="preserve"> </w:t>
+      </w:r>
+      <w:r>
+        <w:t xml:space="preserve">de las páginas con sesión y pone</w:t>
+      </w:r>
+      <w:r>
+        <w:t xml:space="preserve"> </w:t>
+      </w:r>
+      <w:r>
+        <w:rPr>
+          <w:rStyle w:val="VerbatimChar"/>
+        </w:rPr>
+        <w:t xml:space="preserve">data-tema="oscuro"</w:t>
+      </w:r>
+      <w:r>
+        <w:t xml:space="preserve"> </w:t>
+      </w:r>
+      <w:r>
+        <w:t xml:space="preserve">en</w:t>
+      </w:r>
+      <w:r>
+        <w:t xml:space="preserve"> </w:t>
+      </w:r>
+      <w:r>
+        <w:rPr>
+          <w:rStyle w:val="VerbatimChar"/>
+        </w:rPr>
+        <w:t xml:space="preserve">&lt;html&gt;</w:t>
+      </w:r>
+      <w:r>
+        <w:t xml:space="preserve">. Los colores oscuros son las mismas variables de</w:t>
+      </w:r>
+      <w:r>
+        <w:t xml:space="preserve"> </w:t>
+      </w:r>
+      <w:r>
+        <w:rPr>
+          <w:rStyle w:val="VerbatimChar"/>
+        </w:rPr>
+        <w:t xml:space="preserve">css/tokens.css</w:t>
+      </w:r>
+      <w:r>
+        <w:t xml:space="preserve"> </w:t>
+      </w:r>
+      <w:r>
+        <w:t xml:space="preserve">redefinidas bajo</w:t>
+      </w:r>
+      <w:r>
+        <w:t xml:space="preserve"> </w:t>
+      </w:r>
+      <w:r>
+        <w:rPr>
+          <w:rStyle w:val="VerbatimChar"/>
+        </w:rPr>
+        <w:t xml:space="preserve">:root[data-tema="oscuro"]</w:t>
+      </w:r>
+      <w:r>
+        <w:t xml:space="preserve">. Para el morado usado como texto se usa</w:t>
+      </w:r>
+      <w:r>
+        <w:t xml:space="preserve"> </w:t>
+      </w:r>
+      <w:r>
+        <w:rPr>
+          <w:rStyle w:val="VerbatimChar"/>
+        </w:rPr>
+        <w:t xml:space="preserve">--acento-texto</w:t>
+      </w:r>
+      <w:r>
+        <w:t xml:space="preserve"> </w:t>
+      </w:r>
+      <w:r>
+        <w:t xml:space="preserve">y para el texto sobre botones morados,</w:t>
+      </w:r>
+      <w:r>
+        <w:t xml:space="preserve"> </w:t>
+      </w:r>
+      <w:r>
+        <w:rPr>
+          <w:rStyle w:val="VerbatimChar"/>
+        </w:rPr>
+        <w:t xml:space="preserve">--sobre-marca</w:t>
+      </w:r>
+      <w:r>
+        <w:t xml:space="preserve">; no usar</w:t>
+      </w:r>
+      <w:r>
+        <w:t xml:space="preserve"> </w:t>
+      </w:r>
+      <w:r>
+        <w:rPr>
+          <w:rStyle w:val="VerbatimChar"/>
+        </w:rPr>
+        <w:t xml:space="preserve">--violeta-600</w:t>
+      </w:r>
+      <w:r>
+        <w:t xml:space="preserve"> </w:t>
+      </w:r>
+      <w:r>
+        <w:t xml:space="preserve">ni</w:t>
+      </w:r>
+      <w:r>
+        <w:t xml:space="preserve"> </w:t>
+      </w:r>
+      <w:r>
+        <w:rPr>
+          <w:rStyle w:val="VerbatimChar"/>
+        </w:rPr>
+        <w:t xml:space="preserve">--papel</w:t>
+      </w:r>
+      <w:r>
+        <w:t xml:space="preserve"> </w:t>
+      </w:r>
+      <w:r>
+        <w:t xml:space="preserve">como color de texto.</w:t>
       </w:r>
     </w:p>
     <w:bookmarkEnd w:id="33"/>

--- a/docs/para-drive/Manual técnico.docx
+++ b/docs/para-drive/Manual técnico.docx
@@ -1637,7 +1637,7 @@
               <w:t xml:space="preserve"> </w:t>
             </w:r>
             <w:r>
-              <w:t xml:space="preserve">(WhatsApp por enviar, enviados, con error y recordatorios de las próximas 24 horas))</w:t>
+              <w:t xml:space="preserve">(tarjeta de un WhatsApp sin enviar: el panel no tiene sección de mensajes porque se envían solos; los que fallan aparecen en Inicio))</w:t>
             </w:r>
           </w:p>
         </w:tc>

--- a/docs/para-drive/Manual técnico.docx
+++ b/docs/para-drive/Manual técnico.docx
@@ -2095,7 +2095,7 @@
               <w:jc w:val="left"/>
             </w:pPr>
             <w:r>
-              <w:t xml:space="preserve">Citas, con los datos de quien la pidió; pendientes hasta que la secretaria las acepta</w:t>
+              <w:t xml:space="preserve">Citas, con los datos de quien la pidió y su origen (web o consultorio); nacen confirmadas</w:t>
             </w:r>
           </w:p>
         </w:tc>
@@ -2475,7 +2475,7 @@
               <w:t xml:space="preserve"> </w:t>
             </w:r>
             <w:r>
-              <w:t xml:space="preserve">(queda pendiente)</w:t>
+              <w:t xml:space="preserve">(queda confirmada)</w:t>
             </w:r>
           </w:p>
         </w:tc>
@@ -2643,7 +2643,7 @@
               <w:jc w:val="left"/>
             </w:pPr>
             <w:r>
-              <w:t xml:space="preserve">Solicitudes y agenda</w:t>
+              <w:t xml:space="preserve">Novedades y agenda</w:t>
             </w:r>
           </w:p>
         </w:tc>
@@ -2659,6 +2659,21 @@
                 <w:rStyle w:val="VerbatimChar"/>
               </w:rPr>
               <w:t xml:space="preserve">GET /admin/citas</w:t>
+            </w:r>
+            <w:r>
+              <w:t xml:space="preserve"> </w:t>
+            </w:r>
+            <w:r>
+              <w:t xml:space="preserve">·</w:t>
+            </w:r>
+            <w:r>
+              <w:t xml:space="preserve"> </w:t>
+            </w:r>
+            <w:r>
+              <w:rPr>
+                <w:rStyle w:val="VerbatimChar"/>
+              </w:rPr>
+              <w:t xml:space="preserve">GET /admin/citas/novedades</w:t>
             </w:r>
             <w:r>
               <w:t xml:space="preserve"> </w:t>
@@ -3375,32 +3390,17 @@
               <w:jc w:val="left"/>
             </w:pPr>
             <w:r>
-              <w:t xml:space="preserve">La cita pedida por la web queda pendiente</w:t>
-            </w:r>
-          </w:p>
-        </w:tc>
-        <w:tc>
-          <w:tcPr/>
-          <w:p>
-            <w:pPr>
-              <w:pStyle w:val="Compact"/>
-              <w:jc w:val="left"/>
-            </w:pPr>
-            <w:r>
-              <w:rPr>
-                <w:rStyle w:val="VerbatimChar"/>
-              </w:rPr>
-              <w:t xml:space="preserve">estado = 'pendiente'</w:t>
-            </w:r>
-            <w:r>
-              <w:t xml:space="preserve"> </w:t>
-            </w:r>
-            <w:r>
-              <w:t xml:space="preserve">en</w:t>
-            </w:r>
-            <w:r>
-              <w:t xml:space="preserve"> </w:t>
-            </w:r>
+              <w:t xml:space="preserve">La cita pedida por la web queda confirmada (decisión 27)</w:t>
+            </w:r>
+          </w:p>
+        </w:tc>
+        <w:tc>
+          <w:tcPr/>
+          <w:p>
+            <w:pPr>
+              <w:pStyle w:val="Compact"/>
+              <w:jc w:val="left"/>
+            </w:pPr>
             <w:r>
               <w:rPr>
                 <w:rStyle w:val="VerbatimChar"/>
@@ -3408,21 +3408,42 @@
               <w:t xml:space="preserve">citas.controller.crear</w:t>
             </w:r>
             <w:r>
-              <w:t xml:space="preserve">; no se envía mensaje hasta aceptarla</w:t>
-            </w:r>
-          </w:p>
-        </w:tc>
-      </w:tr>
-      <w:tr>
-        <w:tc>
-          <w:tcPr/>
-          <w:p>
-            <w:pPr>
-              <w:pStyle w:val="Compact"/>
-              <w:jc w:val="left"/>
-            </w:pPr>
-            <w:r>
-              <w:t xml:space="preserve">Aceptar crea o enlaza la ficha del paciente</w:t>
+              <w:t xml:space="preserve">: crea la cita confirmada con</w:t>
+            </w:r>
+            <w:r>
+              <w:t xml:space="preserve"> </w:t>
+            </w:r>
+            <w:r>
+              <w:rPr>
+                <w:rStyle w:val="VerbatimChar"/>
+              </w:rPr>
+              <w:t xml:space="preserve">origen = 'web'</w:t>
+            </w:r>
+            <w:r>
+              <w:t xml:space="preserve">, crea o enlaza la ficha (</w:t>
+            </w:r>
+            <w:r>
+              <w:rPr>
+                <w:rStyle w:val="VerbatimChar"/>
+              </w:rPr>
+              <w:t xml:space="preserve">pacienteParaCitaWeb</w:t>
+            </w:r>
+            <w:r>
+              <w:t xml:space="preserve">: solo enlaza si coincide el celular o el correo) y envía la confirmación con el enlace</w:t>
+            </w:r>
+          </w:p>
+        </w:tc>
+      </w:tr>
+      <w:tr>
+        <w:tc>
+          <w:tcPr/>
+          <w:p>
+            <w:pPr>
+              <w:pStyle w:val="Compact"/>
+              <w:jc w:val="left"/>
+            </w:pPr>
+            <w:r>
+              <w:t xml:space="preserve">Aceptar (citas pendientes antiguas) crea o enlaza la ficha</w:t>
             </w:r>
           </w:p>
         </w:tc>
@@ -3484,7 +3505,7 @@
               <w:jc w:val="left"/>
             </w:pPr>
             <w:r>
-              <w:t xml:space="preserve">Rechazar libera la hora</w:t>
+              <w:t xml:space="preserve">Rechazar (citas pendientes antiguas) libera la hora</w:t>
             </w:r>
           </w:p>
         </w:tc>
@@ -3719,28 +3740,25 @@
               <w:jc w:val="left"/>
             </w:pPr>
             <w:r>
-              <w:t xml:space="preserve">El paciente reprograma una sola vez y la nueva hora vuelve a pendiente</w:t>
-            </w:r>
-          </w:p>
-        </w:tc>
-        <w:tc>
-          <w:tcPr/>
-          <w:p>
-            <w:pPr>
-              <w:pStyle w:val="Compact"/>
-              <w:jc w:val="left"/>
-            </w:pPr>
-            <w:r>
-              <w:rPr>
-                <w:rStyle w:val="VerbatimChar"/>
-              </w:rPr>
-              <w:t xml:space="preserve">UPDATE … SET estado = 'pendiente' … WHERE reprogramaciones &lt; 1</w:t>
-            </w:r>
-            <w:r>
-              <w:t xml:space="preserve"> </w:t>
-            </w:r>
-            <w:r>
-              <w:t xml:space="preserve">(la condición va en la misma sentencia para evitar dobles clics)</w:t>
+              <w:t xml:space="preserve">El paciente reprograma una sola vez y el cambio queda confirmado</w:t>
+            </w:r>
+          </w:p>
+        </w:tc>
+        <w:tc>
+          <w:tcPr/>
+          <w:p>
+            <w:pPr>
+              <w:pStyle w:val="Compact"/>
+              <w:jc w:val="left"/>
+            </w:pPr>
+            <w:r>
+              <w:rPr>
+                <w:rStyle w:val="VerbatimChar"/>
+              </w:rPr>
+              <w:t xml:space="preserve">UPDATE … SET franja_anterior_id = franja_id, … WHERE estado = 'confirmada' AND reprogramaciones &lt; 1</w:t>
+            </w:r>
+            <w:r>
+              <w:t xml:space="preserve">; el aviso lleva el mismo enlace (la condición va en la misma sentencia para evitar dobles clics)</w:t>
             </w:r>
           </w:p>
         </w:tc>
@@ -5412,6 +5430,82 @@
       </w:r>
       <w:r>
         <w:t xml:space="preserve">nombres en español, comentarios que explican el porqué, SQL con parámetros.</w:t>
+      </w:r>
+    </w:p>
+    <w:p>
+      <w:pPr>
+        <w:numPr>
+          <w:ilvl w:val="0"/>
+          <w:numId w:val="1004"/>
+        </w:numPr>
+        <w:pStyle w:val="Compact"/>
+      </w:pPr>
+      <w:r>
+        <w:rPr>
+          <w:bCs/>
+          <w:b/>
+        </w:rPr>
+        <w:t xml:space="preserve">Hora de las conexiones:</w:t>
+      </w:r>
+      <w:r>
+        <w:t xml:space="preserve"> </w:t>
+      </w:r>
+      <w:r>
+        <w:rPr>
+          <w:rStyle w:val="VerbatimChar"/>
+        </w:rPr>
+        <w:t xml:space="preserve">config/db.js</w:t>
+      </w:r>
+      <w:r>
+        <w:t xml:space="preserve"> </w:t>
+      </w:r>
+      <w:r>
+        <w:t xml:space="preserve">pone</w:t>
+      </w:r>
+      <w:r>
+        <w:t xml:space="preserve"> </w:t>
+      </w:r>
+      <w:r>
+        <w:rPr>
+          <w:rStyle w:val="VerbatimChar"/>
+        </w:rPr>
+        <w:t xml:space="preserve">SET time_zone = '-05:00'</w:t>
+      </w:r>
+      <w:r>
+        <w:t xml:space="preserve"> </w:t>
+      </w:r>
+      <w:r>
+        <w:t xml:space="preserve">en cada conexión, para que</w:t>
+      </w:r>
+      <w:r>
+        <w:t xml:space="preserve"> </w:t>
+      </w:r>
+      <w:r>
+        <w:rPr>
+          <w:rStyle w:val="VerbatimChar"/>
+        </w:rPr>
+        <w:t xml:space="preserve">NOW()</w:t>
+      </w:r>
+      <w:r>
+        <w:t xml:space="preserve"> </w:t>
+      </w:r>
+      <w:r>
+        <w:t xml:space="preserve">y los</w:t>
+      </w:r>
+      <w:r>
+        <w:t xml:space="preserve"> </w:t>
+      </w:r>
+      <w:r>
+        <w:rPr>
+          <w:rStyle w:val="VerbatimChar"/>
+        </w:rPr>
+        <w:t xml:space="preserve">DEFAULT CURRENT_TIMESTAMP</w:t>
+      </w:r>
+      <w:r>
+        <w:t xml:space="preserve"> </w:t>
+      </w:r>
+      <w:r>
+        <w:t xml:space="preserve">guarden la hora de Colombia aunque el servidor esté en UTC.</w:t>
       </w:r>
     </w:p>
     <w:p>

--- a/docs/para-drive/Manual técnico.docx
+++ b/docs/para-drive/Manual técnico.docx
@@ -1622,7 +1622,37 @@
               <w:t xml:space="preserve"> </w:t>
             </w:r>
             <w:r>
-              <w:t xml:space="preserve">(semana por especialista: publicar horas en varios días a la vez y quitar horas libres) y</w:t>
+              <w:t xml:space="preserve">(semana por especialista; «Editar» abre el horario de un día, guarda solo las diferencias con</w:t>
+            </w:r>
+            <w:r>
+              <w:t xml:space="preserve"> </w:t>
+            </w:r>
+            <w:r>
+              <w:rPr>
+                <w:rStyle w:val="VerbatimChar"/>
+              </w:rPr>
+              <w:t xml:space="preserve">POST</w:t>
+            </w:r>
+            <w:r>
+              <w:t xml:space="preserve"> </w:t>
+            </w:r>
+            <w:r>
+              <w:t xml:space="preserve">y</w:t>
+            </w:r>
+            <w:r>
+              <w:t xml:space="preserve"> </w:t>
+            </w:r>
+            <w:r>
+              <w:rPr>
+                <w:rStyle w:val="VerbatimChar"/>
+              </w:rPr>
+              <w:t xml:space="preserve">DELETE</w:t>
+            </w:r>
+            <w:r>
+              <w:t xml:space="preserve"> </w:t>
+            </w:r>
+            <w:r>
+              <w:t xml:space="preserve">de franjas y puede aplicar el mismo horario a otros días y semanas) y</w:t>
             </w:r>
             <w:r>
               <w:t xml:space="preserve"> </w:t>

--- a/docs/para-drive/Manual técnico.docx
+++ b/docs/para-drive/Manual técnico.docx
@@ -5437,7 +5437,34 @@
         <w:t xml:space="preserve">tokens.css</w:t>
       </w:r>
       <w:r>
-        <w:t xml:space="preserve">; sin colores sueltos.</w:t>
+        <w:t xml:space="preserve">; sin colores sueltos. Desde la decisión 31 incluye tokens de elevación (</w:t>
+      </w:r>
+      <w:r>
+        <w:rPr>
+          <w:rStyle w:val="VerbatimChar"/>
+        </w:rPr>
+        <w:t xml:space="preserve">--sombra-*</w:t>
+      </w:r>
+      <w:r>
+        <w:t xml:space="preserve">), degradados (</w:t>
+      </w:r>
+      <w:r>
+        <w:rPr>
+          <w:rStyle w:val="VerbatimChar"/>
+        </w:rPr>
+        <w:t xml:space="preserve">--degradado-*</w:t>
+      </w:r>
+      <w:r>
+        <w:t xml:space="preserve">) y radios (</w:t>
+      </w:r>
+      <w:r>
+        <w:rPr>
+          <w:rStyle w:val="VerbatimChar"/>
+        </w:rPr>
+        <w:t xml:space="preserve">--radio-sm/md/lg/xl</w:t>
+      </w:r>
+      <w:r>
+        <w:t xml:space="preserve">); úsalos en lugar de escribir sombras o degradados nuevos.</w:t>
       </w:r>
     </w:p>
     <w:p>

--- a/docs/para-drive/Manual técnico.docx
+++ b/docs/para-drive/Manual técnico.docx
@@ -3002,7 +3002,54 @@
               <w:rPr>
                 <w:rStyle w:val="VerbatimChar"/>
               </w:rPr>
-              <w:t xml:space="preserve">GET/POST /admin/especialistas</w:t>
+              <w:t xml:space="preserve">GET /admin/especialistas</w:t>
+            </w:r>
+            <w:r>
+              <w:t xml:space="preserve"> </w:t>
+            </w:r>
+            <w:r>
+              <w:t xml:space="preserve">(lista)</w:t>
+            </w:r>
+          </w:p>
+        </w:tc>
+        <w:tc>
+          <w:tcPr/>
+          <w:p>
+            <w:pPr>
+              <w:pStyle w:val="Compact"/>
+              <w:jc w:val="left"/>
+            </w:pPr>
+            <w:r>
+              <w:t xml:space="preserve">Rol administrador</w:t>
+            </w:r>
+          </w:p>
+        </w:tc>
+      </w:tr>
+      <w:tr>
+        <w:tc>
+          <w:tcPr/>
+          <w:p>
+            <w:pPr>
+              <w:pStyle w:val="Compact"/>
+              <w:jc w:val="left"/>
+            </w:pPr>
+            <w:r>
+              <w:t xml:space="preserve">Especialistas: crear, editar y foto</w:t>
+            </w:r>
+          </w:p>
+        </w:tc>
+        <w:tc>
+          <w:tcPr/>
+          <w:p>
+            <w:pPr>
+              <w:pStyle w:val="Compact"/>
+              <w:jc w:val="left"/>
+            </w:pPr>
+            <w:r>
+              <w:rPr>
+                <w:rStyle w:val="VerbatimChar"/>
+              </w:rPr>
+              <w:t xml:space="preserve">GET/POST /superadmin/especialistas</w:t>
             </w:r>
             <w:r>
               <w:t xml:space="preserve"> </w:t>
@@ -3017,19 +3064,34 @@
               <w:rPr>
                 <w:rStyle w:val="VerbatimChar"/>
               </w:rPr>
-              <w:t xml:space="preserve">PATCH /admin/especialistas/:id</w:t>
-            </w:r>
-          </w:p>
-        </w:tc>
-        <w:tc>
-          <w:tcPr/>
-          <w:p>
-            <w:pPr>
-              <w:pStyle w:val="Compact"/>
-              <w:jc w:val="left"/>
-            </w:pPr>
-            <w:r>
-              <w:t xml:space="preserve">Rol administrador</w:t>
+              <w:t xml:space="preserve">PATCH /superadmin/especialistas/:id</w:t>
+            </w:r>
+            <w:r>
+              <w:t xml:space="preserve"> </w:t>
+            </w:r>
+            <w:r>
+              <w:t xml:space="preserve">·</w:t>
+            </w:r>
+            <w:r>
+              <w:t xml:space="preserve"> </w:t>
+            </w:r>
+            <w:r>
+              <w:rPr>
+                <w:rStyle w:val="VerbatimChar"/>
+              </w:rPr>
+              <w:t xml:space="preserve">PUT/DELETE /superadmin/especialistas/:id/foto</w:t>
+            </w:r>
+          </w:p>
+        </w:tc>
+        <w:tc>
+          <w:tcPr/>
+          <w:p>
+            <w:pPr>
+              <w:pStyle w:val="Compact"/>
+              <w:jc w:val="left"/>
+            </w:pPr>
+            <w:r>
+              <w:t xml:space="preserve">Solo la dueña (superadmin)</w:t>
             </w:r>
           </w:p>
         </w:tc>

--- a/docs/para-drive/Manual técnico.docx
+++ b/docs/para-drive/Manual técnico.docx
@@ -74,7 +74,7 @@
         <w:t xml:space="preserve"> </w:t>
       </w:r>
       <w:r>
-        <w:t xml:space="preserve">0.9 (borrador) · 6 de octubre de 2026</w:t>
+        <w:t xml:space="preserve">1.0 (borrador) · 22 de octubre de 2026</w:t>
       </w:r>
     </w:p>
     <w:p>
@@ -82,7 +82,23 @@
         <w:pStyle w:val="BlockText"/>
       </w:pPr>
       <w:r>
-        <w:t xml:space="preserve">Pendiente: sección del frontend (pantallas y módulos JavaScript) cuando termine la integración; despliegue; paso a la plantilla oficial de la FET.</w:t>
+        <w:t xml:space="preserve">Pendiente: paso a la plantilla oficial de la FET. El despliegue está en el</w:t>
+      </w:r>
+      <w:r>
+        <w:t xml:space="preserve"> </w:t>
+      </w:r>
+      <w:r>
+        <w:rPr>
+          <w:iCs/>
+          <w:i/>
+        </w:rPr>
+        <w:t xml:space="preserve">Manual de instalación</w:t>
+      </w:r>
+      <w:r>
+        <w:t xml:space="preserve"> </w:t>
+      </w:r>
+      <w:r>
+        <w:t xml:space="preserve">(sección 8).</w:t>
       </w:r>
     </w:p>
     <w:bookmarkStart w:id="20" w:name="propósito-y-alcance"/>
@@ -120,7 +136,47 @@
         <w:pStyle w:val="BodyText"/>
       </w:pPr>
       <w:r>
-        <w:t xml:space="preserve">El sistema permite que cualquier persona pida una cita odontológica desde la web sin crear cuenta, eligiendo especialidad, especialista, día y hora. La cita queda pendiente hasta que la secretaria la acepta; entonces el paciente recibe la confirmación por WhatsApp con un enlace para reprogramar una vez o cancelar, y unas 24 horas antes, un recordatorio. La secretaria, única persona que inicia sesión, gestiona solicitudes, agenda, horarios, pacientes e historia clínica. Los pacientes no tienen cuenta: son una ficha que se crea al aceptar su primera cita o que la secretaria registra si llegan al consultorio.</w:t>
+        <w:t xml:space="preserve">El sistema permite que cualquier persona pida una cita odontológica desde la web sin crear cuenta, eligiendo especialidad, especialista, día y hora. La cita queda</w:t>
+      </w:r>
+      <w:r>
+        <w:t xml:space="preserve"> </w:t>
+      </w:r>
+      <w:r>
+        <w:rPr>
+          <w:bCs/>
+          <w:b/>
+        </w:rPr>
+        <w:t xml:space="preserve">confirmada de una vez</w:t>
+      </w:r>
+      <w:r>
+        <w:t xml:space="preserve"> </w:t>
+      </w:r>
+      <w:r>
+        <w:t xml:space="preserve">(decisión 27) y el paciente recibe por WhatsApp la confirmación con un enlace para reprogramar una vez o cancelar, y unas 24 horas antes, un recordatorio. Inician sesión dos perfiles: la secretaria (rol</w:t>
+      </w:r>
+      <w:r>
+        <w:t xml:space="preserve"> </w:t>
+      </w:r>
+      <w:r>
+        <w:rPr>
+          <w:rStyle w:val="VerbatimChar"/>
+        </w:rPr>
+        <w:t xml:space="preserve">administrador</w:t>
+      </w:r>
+      <w:r>
+        <w:t xml:space="preserve">), que gestiona agenda, horarios, pacientes, historia clínica y odontograma, y la propietaria (rol</w:t>
+      </w:r>
+      <w:r>
+        <w:t xml:space="preserve"> </w:t>
+      </w:r>
+      <w:r>
+        <w:rPr>
+          <w:rStyle w:val="VerbatimChar"/>
+        </w:rPr>
+        <w:t xml:space="preserve">superadmin</w:t>
+      </w:r>
+      <w:r>
+        <w:t xml:space="preserve">), que además aprueba las correcciones de la historia y las anulaciones del odontograma y administra al equipo y a los especialistas. Los pacientes no tienen cuenta: son una ficha que se crea o se enlaza al pedir su primera cita, o que la secretaria registra si llegan al consultorio.</w:t>
       </w:r>
     </w:p>
     <w:bookmarkEnd w:id="20"/>
@@ -148,7 +204,7 @@
       <w:r>
         <w:drawing>
           <wp:inline>
-            <wp:extent cx="5334000" cy="1092701"/>
+            <wp:extent cx="5334000" cy="1074964"/>
             <wp:effectExtent b="0" l="0" r="0" t="0"/>
             <wp:docPr descr="Arquitectura del sistema" title="" id="22" name="Picture"/>
             <a:graphic>
@@ -169,7 +225,7 @@
                   <pic:spPr bwMode="auto">
                     <a:xfrm>
                       <a:off x="0" y="0"/>
-                      <a:ext cx="5334000" cy="1092701"/>
+                      <a:ext cx="5334000" cy="1074964"/>
                     </a:xfrm>
                     <a:prstGeom prst="rect">
                       <a:avLst/>
@@ -404,7 +460,7 @@
               <w:jc w:val="left"/>
             </w:pPr>
             <w:r>
-              <w:t xml:space="preserve">18 o superior</w:t>
+              <w:t xml:space="preserve">20 o superior</w:t>
             </w:r>
           </w:p>
         </w:tc>
@@ -772,7 +828,7 @@
               <w:jc w:val="left"/>
             </w:pPr>
             <w:r>
-              <w:t xml:space="preserve">WhatsApp Cloud API (opcional)</w:t>
+              <w:t xml:space="preserve">WhatsApp Cloud API de Meta o Twilio (opcionales)</w:t>
             </w:r>
           </w:p>
         </w:tc>
@@ -797,6 +853,56 @@
             </w:pPr>
             <w:r>
               <w:t xml:space="preserve">Envío automático de mensajes</w:t>
+            </w:r>
+          </w:p>
+        </w:tc>
+      </w:tr>
+      <w:tr>
+        <w:tc>
+          <w:tcPr/>
+          <w:p>
+            <w:pPr>
+              <w:pStyle w:val="Compact"/>
+              <w:jc w:val="left"/>
+            </w:pPr>
+            <w:r>
+              <w:t xml:space="preserve">Publicación</w:t>
+            </w:r>
+          </w:p>
+        </w:tc>
+        <w:tc>
+          <w:tcPr/>
+          <w:p>
+            <w:pPr>
+              <w:pStyle w:val="Compact"/>
+              <w:jc w:val="left"/>
+            </w:pPr>
+            <w:r>
+              <w:t xml:space="preserve">Railway (plan Hobby)</w:t>
+            </w:r>
+          </w:p>
+        </w:tc>
+        <w:tc>
+          <w:tcPr/>
+          <w:p>
+            <w:pPr>
+              <w:pStyle w:val="Compact"/>
+              <w:jc w:val="left"/>
+            </w:pPr>
+            <w:r>
+              <w:t xml:space="preserve">—</w:t>
+            </w:r>
+          </w:p>
+        </w:tc>
+        <w:tc>
+          <w:tcPr/>
+          <w:p>
+            <w:pPr>
+              <w:pStyle w:val="Compact"/>
+              <w:jc w:val="left"/>
+            </w:pPr>
+            <w:r>
+              <w:t xml:space="preserve">App y MySQL en un mismo proyecto, con HTTPS</w:t>
             </w:r>
           </w:p>
         </w:tc>
@@ -1304,7 +1410,34 @@
               <w:t xml:space="preserve"> </w:t>
             </w:r>
             <w:r>
-              <w:t xml:space="preserve">(restablecer su clave) y</w:t>
+              <w:t xml:space="preserve">(restablecer su clave),</w:t>
+            </w:r>
+            <w:r>
+              <w:t xml:space="preserve"> </w:t>
+            </w:r>
+            <w:r>
+              <w:rPr>
+                <w:rStyle w:val="VerbatimChar"/>
+              </w:rPr>
+              <w:t xml:space="preserve">superadmin.js</w:t>
+            </w:r>
+            <w:r>
+              <w:t xml:space="preserve"> </w:t>
+            </w:r>
+            <w:r>
+              <w:t xml:space="preserve">(crear o editar a la propietaria, con</w:t>
+            </w:r>
+            <w:r>
+              <w:t xml:space="preserve"> </w:t>
+            </w:r>
+            <w:r>
+              <w:rPr>
+                <w:rStyle w:val="VerbatimChar"/>
+              </w:rPr>
+              <w:t xml:space="preserve">SUPERADMIN_CLAVE</w:t>
+            </w:r>
+            <w:r>
+              <w:t xml:space="preserve">),</w:t>
             </w:r>
             <w:r>
               <w:t xml:space="preserve"> </w:t>
@@ -1315,6 +1448,27 @@
               </w:rPr>
               <w:t xml:space="preserve">enviarRecordatorios.js</w:t>
             </w:r>
+            <w:r>
+              <w:t xml:space="preserve"> </w:t>
+            </w:r>
+            <w:r>
+              <w:t xml:space="preserve">y</w:t>
+            </w:r>
+            <w:r>
+              <w:t xml:space="preserve"> </w:t>
+            </w:r>
+            <w:r>
+              <w:rPr>
+                <w:rStyle w:val="VerbatimChar"/>
+              </w:rPr>
+              <w:t xml:space="preserve">datosDemo.js</w:t>
+            </w:r>
+            <w:r>
+              <w:t xml:space="preserve"> </w:t>
+            </w:r>
+            <w:r>
+              <w:t xml:space="preserve">(solo desarrollo; se bloquea en producción)</w:t>
+            </w:r>
           </w:p>
         </w:tc>
       </w:tr>
@@ -1433,7 +1587,7 @@
               <w:t xml:space="preserve">politica-datos.html</w:t>
             </w:r>
             <w:r>
-              <w:t xml:space="preserve">) y con sesión, solo para la secretaria (</w:t>
+              <w:t xml:space="preserve">) y con sesión (</w:t>
             </w:r>
             <w:r>
               <w:rPr>
@@ -1469,7 +1623,61 @@
               <w:t xml:space="preserve"> </w:t>
             </w:r>
             <w:r>
-              <w:t xml:space="preserve">(tokens → base → pantalla);</w:t>
+              <w:t xml:space="preserve">(</w:t>
+            </w:r>
+            <w:r>
+              <w:rPr>
+                <w:rStyle w:val="VerbatimChar"/>
+              </w:rPr>
+              <w:t xml:space="preserve">tokens.css</w:t>
+            </w:r>
+            <w:r>
+              <w:t xml:space="preserve"> </w:t>
+            </w:r>
+            <w:r>
+              <w:t xml:space="preserve">→</w:t>
+            </w:r>
+            <w:r>
+              <w:t xml:space="preserve"> </w:t>
+            </w:r>
+            <w:r>
+              <w:rPr>
+                <w:rStyle w:val="VerbatimChar"/>
+              </w:rPr>
+              <w:t xml:space="preserve">base.css</w:t>
+            </w:r>
+            <w:r>
+              <w:t xml:space="preserve"> </w:t>
+            </w:r>
+            <w:r>
+              <w:t xml:space="preserve">→</w:t>
+            </w:r>
+            <w:r>
+              <w:t xml:space="preserve"> </w:t>
+            </w:r>
+            <w:r>
+              <w:rPr>
+                <w:rStyle w:val="VerbatimChar"/>
+              </w:rPr>
+              <w:t xml:space="preserve">landing.css</w:t>
+            </w:r>
+            <w:r>
+              <w:t xml:space="preserve"> </w:t>
+            </w:r>
+            <w:r>
+              <w:t xml:space="preserve">y</w:t>
+            </w:r>
+            <w:r>
+              <w:t xml:space="preserve"> </w:t>
+            </w:r>
+            <w:r>
+              <w:rPr>
+                <w:rStyle w:val="VerbatimChar"/>
+              </w:rPr>
+              <w:t xml:space="preserve">panel.css</w:t>
+            </w:r>
+            <w:r>
+              <w:t xml:space="preserve">);</w:t>
             </w:r>
             <w:r>
               <w:t xml:space="preserve"> </w:t>
@@ -1484,7 +1692,16 @@
               <w:t xml:space="preserve"> </w:t>
             </w:r>
             <w:r>
-              <w:t xml:space="preserve">(config,</w:t>
+              <w:t xml:space="preserve">(</w:t>
+            </w:r>
+            <w:r>
+              <w:rPr>
+                <w:rStyle w:val="VerbatimChar"/>
+              </w:rPr>
+              <w:t xml:space="preserve">config.js</w:t>
+            </w:r>
+            <w:r>
+              <w:t xml:space="preserve">,</w:t>
             </w:r>
             <w:r>
               <w:t xml:space="preserve"> </w:t>
@@ -1508,13 +1725,46 @@
               <w:t xml:space="preserve">sesion.js</w:t>
             </w:r>
             <w:r>
-              <w:t xml:space="preserve"> </w:t>
-            </w:r>
-            <w:r>
-              <w:t xml:space="preserve">y un módulo por pantalla; el panel de la secretaria es una sola página con secciones por fragmento de URL,</w:t>
-            </w:r>
-            <w:r>
-              <w:t xml:space="preserve"> </w:t>
+              <w:t xml:space="preserve">,</w:t>
+            </w:r>
+            <w:r>
+              <w:t xml:space="preserve"> </w:t>
+            </w:r>
+            <w:r>
+              <w:rPr>
+                <w:rStyle w:val="VerbatimChar"/>
+              </w:rPr>
+              <w:t xml:space="preserve">tema.js</w:t>
+            </w:r>
+            <w:r>
+              <w:t xml:space="preserve">, módulos comunes</w:t>
+            </w:r>
+            <w:r>
+              <w:t xml:space="preserve"> </w:t>
+            </w:r>
+            <w:r>
+              <w:rPr>
+                <w:rStyle w:val="VerbatimChar"/>
+              </w:rPr>
+              <w:t xml:space="preserve">comun.js</w:t>
+            </w:r>
+            <w:r>
+              <w:t xml:space="preserve"> </w:t>
+            </w:r>
+            <w:r>
+              <w:t xml:space="preserve">y</w:t>
+            </w:r>
+            <w:r>
+              <w:t xml:space="preserve"> </w:t>
+            </w:r>
+            <w:r>
+              <w:rPr>
+                <w:rStyle w:val="VerbatimChar"/>
+              </w:rPr>
+              <w:t xml:space="preserve">modales.js</w:t>
+            </w:r>
+            <w:r>
+              <w:t xml:space="preserve">, y un módulo por pantalla). El panel es una sola página con secciones por fragmento de URL (</w:t>
             </w:r>
             <w:r>
               <w:rPr>
@@ -1547,7 +1797,7 @@
               <w:t xml:space="preserve">#pacientes/12</w:t>
             </w:r>
             <w:r>
-              <w:t xml:space="preserve">…:</w:t>
+              <w:t xml:space="preserve">…):</w:t>
             </w:r>
             <w:r>
               <w:t xml:space="preserve"> </w:t>
@@ -1562,7 +1812,7 @@
               <w:t xml:space="preserve"> </w:t>
             </w:r>
             <w:r>
-              <w:t xml:space="preserve">las monta y tiene Inicio (solicitudes por confirmar y agenda de hoy),</w:t>
+              <w:t xml:space="preserve">las monta y arma Inicio (novedades de la web, WhatsApp sin enviar y agenda de hoy);</w:t>
             </w:r>
             <w:r>
               <w:t xml:space="preserve"> </w:t>
@@ -1577,7 +1827,7 @@
               <w:t xml:space="preserve"> </w:t>
             </w:r>
             <w:r>
-              <w:t xml:space="preserve">tiene los diálogos, avisos y el contador de mensajes, y cada sección vive en su archivo:</w:t>
+              <w:t xml:space="preserve">tiene los diálogos y avisos; y cada sección vive en su archivo:</w:t>
             </w:r>
             <w:r>
               <w:t xml:space="preserve"> </w:t>
@@ -1589,10 +1839,7 @@
               <w:t xml:space="preserve">panel-agenda.js</w:t>
             </w:r>
             <w:r>
-              <w:t xml:space="preserve"> </w:t>
-            </w:r>
-            <w:r>
-              <w:t xml:space="preserve">(agenda por día, búsqueda, aceptar o rechazar solicitudes y demás acciones),</w:t>
+              <w:t xml:space="preserve">,</w:t>
             </w:r>
             <w:r>
               <w:t xml:space="preserve"> </w:t>
@@ -1607,7 +1854,19 @@
               <w:t xml:space="preserve"> </w:t>
             </w:r>
             <w:r>
-              <w:t xml:space="preserve">(lista, registro en el consultorio, ficha con citas e historia clínica y agendar desde la ficha),</w:t>
+              <w:t xml:space="preserve">(lista, registro, ficha con citas e historia clínica),</w:t>
+            </w:r>
+            <w:r>
+              <w:t xml:space="preserve"> </w:t>
+            </w:r>
+            <w:r>
+              <w:rPr>
+                <w:rStyle w:val="VerbatimChar"/>
+              </w:rPr>
+              <w:t xml:space="preserve">panel-odontograma.js</w:t>
+            </w:r>
+            <w:r>
+              <w:t xml:space="preserve">,</w:t>
             </w:r>
             <w:r>
               <w:t xml:space="preserve"> </w:t>
@@ -1622,37 +1881,7 @@
               <w:t xml:space="preserve"> </w:t>
             </w:r>
             <w:r>
-              <w:t xml:space="preserve">(semana por especialista; «Editar» abre el horario de un día, guarda solo las diferencias con</w:t>
-            </w:r>
-            <w:r>
-              <w:t xml:space="preserve"> </w:t>
-            </w:r>
-            <w:r>
-              <w:rPr>
-                <w:rStyle w:val="VerbatimChar"/>
-              </w:rPr>
-              <w:t xml:space="preserve">POST</w:t>
-            </w:r>
-            <w:r>
-              <w:t xml:space="preserve"> </w:t>
-            </w:r>
-            <w:r>
-              <w:t xml:space="preserve">y</w:t>
-            </w:r>
-            <w:r>
-              <w:t xml:space="preserve"> </w:t>
-            </w:r>
-            <w:r>
-              <w:rPr>
-                <w:rStyle w:val="VerbatimChar"/>
-              </w:rPr>
-              <w:t xml:space="preserve">DELETE</w:t>
-            </w:r>
-            <w:r>
-              <w:t xml:space="preserve"> </w:t>
-            </w:r>
-            <w:r>
-              <w:t xml:space="preserve">de franjas y puede aplicar el mismo horario a otros días y semanas) y</w:t>
+              <w:t xml:space="preserve">(editor de horario por día),</w:t>
             </w:r>
             <w:r>
               <w:t xml:space="preserve"> </w:t>
@@ -1667,7 +1896,46 @@
               <w:t xml:space="preserve"> </w:t>
             </w:r>
             <w:r>
-              <w:t xml:space="preserve">(tarjeta de un WhatsApp sin enviar: el panel no tiene sección de mensajes porque se envían solos; los que fallan aparecen en Inicio))</w:t>
+              <w:t xml:space="preserve">(tarjeta de un WhatsApp sin enviar) y</w:t>
+            </w:r>
+            <w:r>
+              <w:t xml:space="preserve"> </w:t>
+            </w:r>
+            <w:r>
+              <w:rPr>
+                <w:rStyle w:val="VerbatimChar"/>
+              </w:rPr>
+              <w:t xml:space="preserve">panel-superadmin.js</w:t>
+            </w:r>
+            <w:r>
+              <w:t xml:space="preserve"> </w:t>
+            </w:r>
+            <w:r>
+              <w:t xml:space="preserve">(Solicitudes, Equipo y Especialistas, solo para la propietaria).</w:t>
+            </w:r>
+            <w:r>
+              <w:t xml:space="preserve"> </w:t>
+            </w:r>
+            <w:r>
+              <w:rPr>
+                <w:rStyle w:val="VerbatimChar"/>
+              </w:rPr>
+              <w:t xml:space="preserve">api-demo.js</w:t>
+            </w:r>
+            <w:r>
+              <w:t xml:space="preserve"> </w:t>
+            </w:r>
+            <w:r>
+              <w:t xml:space="preserve">es una API simulada que solo se activa en localhost con</w:t>
+            </w:r>
+            <w:r>
+              <w:t xml:space="preserve"> </w:t>
+            </w:r>
+            <w:r>
+              <w:rPr>
+                <w:rStyle w:val="VerbatimChar"/>
+              </w:rPr>
+              <w:t xml:space="preserve">?demo=1</w:t>
             </w:r>
           </w:p>
         </w:tc>
@@ -1910,10 +2178,7 @@
               <w:jc w:val="left"/>
             </w:pPr>
             <w:r>
-              <w:t xml:space="preserve">Quienes inician sesión: la secretaria (rol</w:t>
-            </w:r>
-            <w:r>
-              <w:t xml:space="preserve"> </w:t>
+              <w:t xml:space="preserve">Quienes inician sesión: la secretaria (</w:t>
             </w:r>
             <w:r>
               <w:rPr>
@@ -1922,6 +2187,15 @@
               <w:t xml:space="preserve">administrador</w:t>
             </w:r>
             <w:r>
+              <w:t xml:space="preserve">) y la propietaria (</w:t>
+            </w:r>
+            <w:r>
+              <w:rPr>
+                <w:rStyle w:val="VerbatimChar"/>
+              </w:rPr>
+              <w:t xml:space="preserve">superadmin</w:t>
+            </w:r>
+            <w:r>
               <w:t xml:space="preserve">)</w:t>
             </w:r>
           </w:p>
@@ -2009,7 +2283,7 @@
               <w:jc w:val="left"/>
             </w:pPr>
             <w:r>
-              <w:t xml:space="preserve">Odontólogos; no inician sesión</w:t>
+              <w:t xml:space="preserve">Odontólogos; no inician sesión. Perfil interno con título y foto (solo lo ve la propietaria)</w:t>
             </w:r>
           </w:p>
         </w:tc>
@@ -2183,7 +2457,36 @@
               <w:jc w:val="left"/>
             </w:pPr>
             <w:r>
-              <w:t xml:space="preserve">Entradas por paciente; no se modifican ni se borran</w:t>
+              <w:t xml:space="preserve">Entradas por paciente; no se modifican ni se borran; las correcciones tienen estado (vigente, pendiente o rechazada)</w:t>
+            </w:r>
+          </w:p>
+        </w:tc>
+      </w:tr>
+      <w:tr>
+        <w:tc>
+          <w:tcPr/>
+          <w:p>
+            <w:pPr>
+              <w:pStyle w:val="Compact"/>
+              <w:jc w:val="left"/>
+            </w:pPr>
+            <w:r>
+              <w:rPr>
+                <w:rStyle w:val="VerbatimChar"/>
+              </w:rPr>
+              <w:t xml:space="preserve">odontograma</w:t>
+            </w:r>
+          </w:p>
+        </w:tc>
+        <w:tc>
+          <w:tcPr/>
+          <w:p>
+            <w:pPr>
+              <w:pStyle w:val="Compact"/>
+              <w:jc w:val="left"/>
+            </w:pPr>
+            <w:r>
+              <w:t xml:space="preserve">Hallazgos por diente y cara (numeración FDI), con aprobación de anulaciones</w:t>
             </w:r>
           </w:p>
         </w:tc>
@@ -2917,6 +3220,77 @@
               <w:jc w:val="left"/>
             </w:pPr>
             <w:r>
+              <w:t xml:space="preserve">Rol administrador (la corrección queda pendiente hasta que la apruebe la propietaria)</w:t>
+            </w:r>
+          </w:p>
+        </w:tc>
+      </w:tr>
+      <w:tr>
+        <w:tc>
+          <w:tcPr/>
+          <w:p>
+            <w:pPr>
+              <w:pStyle w:val="Compact"/>
+              <w:jc w:val="left"/>
+            </w:pPr>
+            <w:r>
+              <w:t xml:space="preserve">Odontograma</w:t>
+            </w:r>
+          </w:p>
+        </w:tc>
+        <w:tc>
+          <w:tcPr/>
+          <w:p>
+            <w:pPr>
+              <w:pStyle w:val="Compact"/>
+              <w:jc w:val="left"/>
+            </w:pPr>
+            <w:r>
+              <w:rPr>
+                <w:rStyle w:val="VerbatimChar"/>
+              </w:rPr>
+              <w:t xml:space="preserve">GET/POST /pacientes/:id/odontograma</w:t>
+            </w:r>
+            <w:r>
+              <w:t xml:space="preserve"> </w:t>
+            </w:r>
+            <w:r>
+              <w:t xml:space="preserve">·</w:t>
+            </w:r>
+            <w:r>
+              <w:t xml:space="preserve"> </w:t>
+            </w:r>
+            <w:r>
+              <w:rPr>
+                <w:rStyle w:val="VerbatimChar"/>
+              </w:rPr>
+              <w:t xml:space="preserve">POST /admin/odontograma/:id/realizado</w:t>
+            </w:r>
+            <w:r>
+              <w:t xml:space="preserve"> </w:t>
+            </w:r>
+            <w:r>
+              <w:t xml:space="preserve">·</w:t>
+            </w:r>
+            <w:r>
+              <w:t xml:space="preserve"> </w:t>
+            </w:r>
+            <w:r>
+              <w:rPr>
+                <w:rStyle w:val="VerbatimChar"/>
+              </w:rPr>
+              <w:t xml:space="preserve">POST /admin/odontograma/:id/anular</w:t>
+            </w:r>
+          </w:p>
+        </w:tc>
+        <w:tc>
+          <w:tcPr/>
+          <w:p>
+            <w:pPr>
+              <w:pStyle w:val="Compact"/>
+              <w:jc w:val="left"/>
+            </w:pPr>
+            <w:r>
               <w:t xml:space="preserve">Rol administrador</w:t>
             </w:r>
           </w:p>
@@ -2931,6 +3305,92 @@
               <w:jc w:val="left"/>
             </w:pPr>
             <w:r>
+              <w:t xml:space="preserve">Solicitudes y equipo</w:t>
+            </w:r>
+          </w:p>
+        </w:tc>
+        <w:tc>
+          <w:tcPr/>
+          <w:p>
+            <w:pPr>
+              <w:pStyle w:val="Compact"/>
+              <w:jc w:val="left"/>
+            </w:pPr>
+            <w:r>
+              <w:rPr>
+                <w:rStyle w:val="VerbatimChar"/>
+              </w:rPr>
+              <w:t xml:space="preserve">GET /superadmin/solicitudes</w:t>
+            </w:r>
+            <w:r>
+              <w:t xml:space="preserve"> </w:t>
+            </w:r>
+            <w:r>
+              <w:t xml:space="preserve">·</w:t>
+            </w:r>
+            <w:r>
+              <w:t xml:space="preserve"> </w:t>
+            </w:r>
+            <w:r>
+              <w:rPr>
+                <w:rStyle w:val="VerbatimChar"/>
+              </w:rPr>
+              <w:t xml:space="preserve">POST /superadmin/solicitudes/historia\|odontograma/:id/aprobar\|rechazar</w:t>
+            </w:r>
+            <w:r>
+              <w:t xml:space="preserve"> </w:t>
+            </w:r>
+            <w:r>
+              <w:t xml:space="preserve">·</w:t>
+            </w:r>
+            <w:r>
+              <w:t xml:space="preserve"> </w:t>
+            </w:r>
+            <w:r>
+              <w:rPr>
+                <w:rStyle w:val="VerbatimChar"/>
+              </w:rPr>
+              <w:t xml:space="preserve">GET/POST/PATCH/DELETE /superadmin/administradores</w:t>
+            </w:r>
+            <w:r>
+              <w:t xml:space="preserve"> </w:t>
+            </w:r>
+            <w:r>
+              <w:t xml:space="preserve">·</w:t>
+            </w:r>
+            <w:r>
+              <w:t xml:space="preserve"> </w:t>
+            </w:r>
+            <w:r>
+              <w:rPr>
+                <w:rStyle w:val="VerbatimChar"/>
+              </w:rPr>
+              <w:t xml:space="preserve">POST /superadmin/administradores/:id/restablecer</w:t>
+            </w:r>
+          </w:p>
+        </w:tc>
+        <w:tc>
+          <w:tcPr/>
+          <w:p>
+            <w:pPr>
+              <w:pStyle w:val="Compact"/>
+              <w:jc w:val="left"/>
+            </w:pPr>
+            <w:r>
+              <w:t xml:space="preserve">Solo la propietaria (superadmin)</w:t>
+            </w:r>
+          </w:p>
+        </w:tc>
+      </w:tr>
+      <w:tr>
+        <w:tc>
+          <w:tcPr/>
+          <w:p>
+            <w:pPr>
+              <w:pStyle w:val="Compact"/>
+              <w:jc w:val="left"/>
+            </w:pPr>
+            <w:r>
               <w:t xml:space="preserve">Especialidades</w:t>
             </w:r>
           </w:p>
@@ -3295,6 +3755,56 @@
         </w:tc>
       </w:tr>
     </w:tbl>
+    <w:p>
+      <w:pPr>
+        <w:pStyle w:val="BodyText"/>
+      </w:pPr>
+      <w:r>
+        <w:t xml:space="preserve">En total son 54 rutas bajo</w:t>
+      </w:r>
+      <w:r>
+        <w:t xml:space="preserve"> </w:t>
+      </w:r>
+      <w:r>
+        <w:rPr>
+          <w:rStyle w:val="VerbatimChar"/>
+        </w:rPr>
+        <w:t xml:space="preserve">/api</w:t>
+      </w:r>
+      <w:r>
+        <w:t xml:space="preserve">. «Rol administrador» incluye a la propietaria:</w:t>
+      </w:r>
+      <w:r>
+        <w:t xml:space="preserve"> </w:t>
+      </w:r>
+      <w:r>
+        <w:rPr>
+          <w:rStyle w:val="VerbatimChar"/>
+        </w:rPr>
+        <w:t xml:space="preserve">requiereRol</w:t>
+      </w:r>
+      <w:r>
+        <w:t xml:space="preserve"> </w:t>
+      </w:r>
+      <w:r>
+        <w:t xml:space="preserve">deja pasar al</w:t>
+      </w:r>
+      <w:r>
+        <w:t xml:space="preserve"> </w:t>
+      </w:r>
+      <w:r>
+        <w:rPr>
+          <w:rStyle w:val="VerbatimChar"/>
+        </w:rPr>
+        <w:t xml:space="preserve">superadmin</w:t>
+      </w:r>
+      <w:r>
+        <w:t xml:space="preserve"> </w:t>
+      </w:r>
+      <w:r>
+        <w:t xml:space="preserve">en cualquier control.</w:t>
+      </w:r>
+    </w:p>
     <w:p>
       <w:pPr>
         <w:pStyle w:val="BodyText"/>
@@ -4240,19 +4750,19 @@
               <w:jc w:val="left"/>
             </w:pPr>
             <w:r>
-              <w:t xml:space="preserve">Solo la secretaria inicia sesión</w:t>
-            </w:r>
-          </w:p>
-        </w:tc>
-        <w:tc>
-          <w:tcPr/>
-          <w:p>
-            <w:pPr>
-              <w:pStyle w:val="Compact"/>
-              <w:jc w:val="left"/>
-            </w:pPr>
-            <w:r>
-              <w:t xml:space="preserve">El ingreso rechaza cualquier usuario que no sea</w:t>
+              <w:t xml:space="preserve">Solo el personal inicia sesión</w:t>
+            </w:r>
+          </w:p>
+        </w:tc>
+        <w:tc>
+          <w:tcPr/>
+          <w:p>
+            <w:pPr>
+              <w:pStyle w:val="Compact"/>
+              <w:jc w:val="left"/>
+            </w:pPr>
+            <w:r>
+              <w:t xml:space="preserve">El ingreso rechaza cualquier usuario que no esté activo ni tenga rol</w:t>
             </w:r>
             <w:r>
               <w:t xml:space="preserve"> </w:t>
@@ -4264,6 +4774,21 @@
               <w:t xml:space="preserve">administrador</w:t>
             </w:r>
             <w:r>
+              <w:t xml:space="preserve"> </w:t>
+            </w:r>
+            <w:r>
+              <w:t xml:space="preserve">o</w:t>
+            </w:r>
+            <w:r>
+              <w:t xml:space="preserve"> </w:t>
+            </w:r>
+            <w:r>
+              <w:rPr>
+                <w:rStyle w:val="VerbatimChar"/>
+              </w:rPr>
+              <w:t xml:space="preserve">superadmin</w:t>
+            </w:r>
+            <w:r>
               <w:t xml:space="preserve">; los pacientes están en otra tabla, sin contraseña</w:t>
             </w:r>
           </w:p>
@@ -4278,6 +4803,185 @@
               <w:jc w:val="left"/>
             </w:pPr>
             <w:r>
+              <w:t xml:space="preserve">Sesión cortada al instante</w:t>
+            </w:r>
+          </w:p>
+        </w:tc>
+        <w:tc>
+          <w:tcPr/>
+          <w:p>
+            <w:pPr>
+              <w:pStyle w:val="Compact"/>
+              <w:jc w:val="left"/>
+            </w:pPr>
+            <w:r>
+              <w:rPr>
+                <w:rStyle w:val="VerbatimChar"/>
+              </w:rPr>
+              <w:t xml:space="preserve">middleware/autenticacion.js</w:t>
+            </w:r>
+            <w:r>
+              <w:t xml:space="preserve"> </w:t>
+            </w:r>
+            <w:r>
+              <w:t xml:space="preserve">consulta en la base el rol y si el usuario sigue activo en cada petición; si cambió, responde 401 aunque el token no haya vencido</w:t>
+            </w:r>
+          </w:p>
+        </w:tc>
+      </w:tr>
+      <w:tr>
+        <w:tc>
+          <w:tcPr/>
+          <w:p>
+            <w:pPr>
+              <w:pStyle w:val="Compact"/>
+              <w:jc w:val="left"/>
+            </w:pPr>
+            <w:r>
+              <w:t xml:space="preserve">La propietaria solo se crea desde el servidor</w:t>
+            </w:r>
+          </w:p>
+        </w:tc>
+        <w:tc>
+          <w:tcPr/>
+          <w:p>
+            <w:pPr>
+              <w:pStyle w:val="Compact"/>
+              <w:jc w:val="left"/>
+            </w:pPr>
+            <w:r>
+              <w:rPr>
+                <w:rStyle w:val="VerbatimChar"/>
+              </w:rPr>
+              <w:t xml:space="preserve">npm run superadmin</w:t>
+            </w:r>
+            <w:r>
+              <w:t xml:space="preserve"> </w:t>
+            </w:r>
+            <w:r>
+              <w:t xml:space="preserve">exige</w:t>
+            </w:r>
+            <w:r>
+              <w:t xml:space="preserve"> </w:t>
+            </w:r>
+            <w:r>
+              <w:rPr>
+                <w:rStyle w:val="VerbatimChar"/>
+              </w:rPr>
+              <w:t xml:space="preserve">SUPERADMIN_CLAVE</w:t>
+            </w:r>
+            <w:r>
+              <w:t xml:space="preserve"> </w:t>
+            </w:r>
+            <w:r>
+              <w:t xml:space="preserve">(mínimo 16 caracteres, comparada con</w:t>
+            </w:r>
+            <w:r>
+              <w:t xml:space="preserve"> </w:t>
+            </w:r>
+            <w:r>
+              <w:rPr>
+                <w:rStyle w:val="VerbatimChar"/>
+              </w:rPr>
+              <w:t xml:space="preserve">timingSafeEqual</w:t>
+            </w:r>
+            <w:r>
+              <w:t xml:space="preserve">); no existe ruta web</w:t>
+            </w:r>
+          </w:p>
+        </w:tc>
+      </w:tr>
+      <w:tr>
+        <w:tc>
+          <w:tcPr/>
+          <w:p>
+            <w:pPr>
+              <w:pStyle w:val="Compact"/>
+              <w:jc w:val="left"/>
+            </w:pPr>
+            <w:r>
+              <w:t xml:space="preserve">Correcciones y anulaciones con aprobación</w:t>
+            </w:r>
+          </w:p>
+        </w:tc>
+        <w:tc>
+          <w:tcPr/>
+          <w:p>
+            <w:pPr>
+              <w:pStyle w:val="Compact"/>
+              <w:jc w:val="left"/>
+            </w:pPr>
+            <w:r>
+              <w:t xml:space="preserve">Una corrección o anulación pedida por un administrador queda</w:t>
+            </w:r>
+            <w:r>
+              <w:t xml:space="preserve"> </w:t>
+            </w:r>
+            <w:r>
+              <w:rPr>
+                <w:rStyle w:val="VerbatimChar"/>
+              </w:rPr>
+              <w:t xml:space="preserve">pendiente</w:t>
+            </w:r>
+            <w:r>
+              <w:t xml:space="preserve">; la propietaria la aprueba o la rechaza con motivo. Lo que ella pide queda vigente de una vez</w:t>
+            </w:r>
+          </w:p>
+        </w:tc>
+      </w:tr>
+      <w:tr>
+        <w:tc>
+          <w:tcPr/>
+          <w:p>
+            <w:pPr>
+              <w:pStyle w:val="Compact"/>
+              <w:jc w:val="left"/>
+            </w:pPr>
+            <w:r>
+              <w:t xml:space="preserve">Hallazgos del odontograma válidos</w:t>
+            </w:r>
+          </w:p>
+        </w:tc>
+        <w:tc>
+          <w:tcPr/>
+          <w:p>
+            <w:pPr>
+              <w:pStyle w:val="Compact"/>
+              <w:jc w:val="left"/>
+            </w:pPr>
+            <w:r>
+              <w:rPr>
+                <w:rStyle w:val="VerbatimChar"/>
+              </w:rPr>
+              <w:t xml:space="preserve">odontograma.controller.js</w:t>
+            </w:r>
+            <w:r>
+              <w:t xml:space="preserve"> </w:t>
+            </w:r>
+            <w:r>
+              <w:t xml:space="preserve">define el catálogo de hallazgos y valida el diente con numeración FDI (</w:t>
+            </w:r>
+            <w:r>
+              <w:rPr>
+                <w:rStyle w:val="VerbatimChar"/>
+              </w:rPr>
+              <w:t xml:space="preserve">esDienteFdi</w:t>
+            </w:r>
+            <w:r>
+              <w:t xml:space="preserve">)</w:t>
+            </w:r>
+          </w:p>
+        </w:tc>
+      </w:tr>
+      <w:tr>
+        <w:tc>
+          <w:tcPr/>
+          <w:p>
+            <w:pPr>
+              <w:pStyle w:val="Compact"/>
+              <w:jc w:val="left"/>
+            </w:pPr>
+            <w:r>
               <w:t xml:space="preserve">Recordatorio 24 horas antes, una sola vez</w:t>
             </w:r>
           </w:p>
@@ -4339,23 +5043,17 @@
             <w:r>
               <w:t xml:space="preserve">”</w:t>
             </w:r>
-            <w:r>
-              <w:t xml:space="preserve"> </w:t>
-            </w:r>
-            <w:r>
-              <w:t xml:space="preserve">(secretaria)</w:t>
-            </w:r>
-          </w:p>
-        </w:tc>
-        <w:tc>
-          <w:tcPr/>
-          <w:p>
-            <w:pPr>
-              <w:pStyle w:val="Compact"/>
-              <w:jc w:val="left"/>
-            </w:pPr>
-            <w:r>
-              <w:t xml:space="preserve">Se restablece por consola con</w:t>
+          </w:p>
+        </w:tc>
+        <w:tc>
+          <w:tcPr/>
+          <w:p>
+            <w:pPr>
+              <w:pStyle w:val="Compact"/>
+              <w:jc w:val="left"/>
+            </w:pPr>
+            <w:r>
+              <w:t xml:space="preserve">La secretaria: por consola con</w:t>
             </w:r>
             <w:r>
               <w:t xml:space="preserve"> </w:t>
@@ -4365,6 +5063,18 @@
                 <w:rStyle w:val="VerbatimChar"/>
               </w:rPr>
               <w:t xml:space="preserve">npm run restablecer-admin</w:t>
+            </w:r>
+            <w:r>
+              <w:t xml:space="preserve">. Un administrador: la propietaria genera una clave temporal desde Equipo. La propietaria:</w:t>
+            </w:r>
+            <w:r>
+              <w:t xml:space="preserve"> </w:t>
+            </w:r>
+            <w:r>
+              <w:rPr>
+                <w:rStyle w:val="VerbatimChar"/>
+              </w:rPr>
+              <w:t xml:space="preserve">npm run superadmin</w:t>
             </w:r>
           </w:p>
         </w:tc>
@@ -4629,7 +5339,7 @@
               <w:t xml:space="preserve"> </w:t>
             </w:r>
             <w:r>
-              <w:t xml:space="preserve">solo se guarda su hash SHA-256. El enlace se genera al aceptar la cita; cuando se acepta un cambio o la secretaria reprograma, se genera uno nuevo y el anterior deja de servir. Al marcar un mensaje como enviado, el código se borra del texto guardado</w:t>
+              <w:t xml:space="preserve">solo se guarda su hash SHA-256. El enlace se genera al pedir la cita y sigue sirviendo cuando el paciente reprograma; si la secretaria reprograma, se genera uno nuevo y el anterior deja de servir. Al marcar un mensaje como enviado, el código se borra del texto guardado</w:t>
             </w:r>
           </w:p>
         </w:tc>
@@ -4768,6 +5478,21 @@
               <w:t xml:space="preserve"> </w:t>
             </w:r>
             <w:r>
+              <w:t xml:space="preserve">y</w:t>
+            </w:r>
+            <w:r>
+              <w:t xml:space="preserve"> </w:t>
+            </w:r>
+            <w:r>
+              <w:rPr>
+                <w:rStyle w:val="VerbatimChar"/>
+              </w:rPr>
+              <w:t xml:space="preserve">.env.*</w:t>
+            </w:r>
+            <w:r>
+              <w:t xml:space="preserve"> </w:t>
+            </w:r>
+            <w:r>
               <w:t xml:space="preserve">en</w:t>
             </w:r>
             <w:r>
@@ -4780,7 +5505,25 @@
               <w:t xml:space="preserve">.gitignore</w:t>
             </w:r>
             <w:r>
-              <w:t xml:space="preserve">; solo se publica</w:t>
+              <w:t xml:space="preserve"> </w:t>
+            </w:r>
+            <w:r>
+              <w:t xml:space="preserve">(también los</w:t>
+            </w:r>
+            <w:r>
+              <w:t xml:space="preserve"> </w:t>
+            </w:r>
+            <w:r>
+              <w:rPr>
+                <w:rStyle w:val="VerbatimChar"/>
+              </w:rPr>
+              <w:t xml:space="preserve">.sql</w:t>
+            </w:r>
+            <w:r>
+              <w:t xml:space="preserve"> </w:t>
+            </w:r>
+            <w:r>
+              <w:t xml:space="preserve">de respaldo); solo se publica</w:t>
             </w:r>
             <w:r>
               <w:t xml:space="preserve"> </w:t>
@@ -4794,7 +5537,126 @@
           </w:p>
         </w:tc>
       </w:tr>
+      <w:tr>
+        <w:tc>
+          <w:tcPr/>
+          <w:p>
+            <w:pPr>
+              <w:pStyle w:val="Compact"/>
+              <w:jc w:val="left"/>
+            </w:pPr>
+            <w:r>
+              <w:t xml:space="preserve">Sesión olvidada en un equipo compartido</w:t>
+            </w:r>
+          </w:p>
+        </w:tc>
+        <w:tc>
+          <w:tcPr/>
+          <w:p>
+            <w:pPr>
+              <w:pStyle w:val="Compact"/>
+              <w:jc w:val="left"/>
+            </w:pPr>
+            <w:r>
+              <w:t xml:space="preserve">El token se guarda en</w:t>
+            </w:r>
+            <w:r>
+              <w:t xml:space="preserve"> </w:t>
+            </w:r>
+            <w:r>
+              <w:rPr>
+                <w:rStyle w:val="VerbatimChar"/>
+              </w:rPr>
+              <w:t xml:space="preserve">sessionStorage</w:t>
+            </w:r>
+            <w:r>
+              <w:t xml:space="preserve"> </w:t>
+            </w:r>
+            <w:r>
+              <w:t xml:space="preserve">(se borra al cerrar la pestaña) y el texto de la API se pinta siempre con</w:t>
+            </w:r>
+            <w:r>
+              <w:t xml:space="preserve"> </w:t>
+            </w:r>
+            <w:r>
+              <w:rPr>
+                <w:rStyle w:val="VerbatimChar"/>
+              </w:rPr>
+              <w:t xml:space="preserve">textContent</w:t>
+            </w:r>
+          </w:p>
+        </w:tc>
+      </w:tr>
     </w:tbl>
+    <w:p>
+      <w:pPr>
+        <w:pStyle w:val="BodyText"/>
+      </w:pPr>
+      <w:r>
+        <w:rPr>
+          <w:bCs/>
+          <w:b/>
+        </w:rPr>
+        <w:t xml:space="preserve">Limitaciones conocidas:</w:t>
+      </w:r>
+      <w:r>
+        <w:t xml:space="preserve"> </w:t>
+      </w:r>
+      <w:r>
+        <w:t xml:space="preserve">- Si</w:t>
+      </w:r>
+      <w:r>
+        <w:t xml:space="preserve"> </w:t>
+      </w:r>
+      <w:r>
+        <w:rPr>
+          <w:rStyle w:val="VerbatimChar"/>
+        </w:rPr>
+        <w:t xml:space="preserve">ORIGEN_PERMITIDO</w:t>
+      </w:r>
+      <w:r>
+        <w:t xml:space="preserve"> </w:t>
+      </w:r>
+      <w:r>
+        <w:t xml:space="preserve">no está definido, CORS acepta cualquier origen; en la publicación app y API comparten dominio, así que se puede restringir sin cambiar código.</w:t>
+      </w:r>
+      <w:r>
+        <w:t xml:space="preserve"> </w:t>
+      </w:r>
+      <w:r>
+        <w:t xml:space="preserve">- El límite de peticiones por IP vive en la memoria del proceso: se reinicia con el servidor y no se comparte entre instancias.</w:t>
+      </w:r>
+      <w:r>
+        <w:t xml:space="preserve"> </w:t>
+      </w:r>
+      <w:r>
+        <w:t xml:space="preserve">- No se usan cabeceras de seguridad adicionales (por ejemplo,</w:t>
+      </w:r>
+      <w:r>
+        <w:t xml:space="preserve"> </w:t>
+      </w:r>
+      <w:r>
+        <w:rPr>
+          <w:rStyle w:val="VerbatimChar"/>
+        </w:rPr>
+        <w:t xml:space="preserve">helmet</w:t>
+      </w:r>
+      <w:r>
+        <w:t xml:space="preserve">).</w:t>
+      </w:r>
+      <w:r>
+        <w:t xml:space="preserve"> </w:t>
+      </w:r>
+      <w:r>
+        <w:t xml:space="preserve">- El acceso público a MySQL en Railway está pendiente de cerrar.</w:t>
+      </w:r>
+      <w:r>
+        <w:t xml:space="preserve"> </w:t>
+      </w:r>
+      <w:r>
+        <w:t xml:space="preserve">- No hay autenticación de dos factores.</w:t>
+      </w:r>
+    </w:p>
     <w:bookmarkEnd w:id="30"/>
     <w:bookmarkStart w:id="31" w:name="notificaciones"/>
     <w:p>
@@ -4945,13 +5807,35 @@
           <w:bCs/>
           <w:b/>
         </w:rPr>
+        <w:t xml:space="preserve">twilio:</w:t>
+      </w:r>
+      <w:r>
+        <w:t xml:space="preserve"> </w:t>
+      </w:r>
+      <w:r>
+        <w:t xml:space="preserve">se envía el texto completo con el WhatsApp Sandbox de Twilio; es solo para pruebas.</w:t>
+      </w:r>
+    </w:p>
+    <w:p>
+      <w:pPr>
+        <w:numPr>
+          <w:ilvl w:val="0"/>
+          <w:numId w:val="1002"/>
+        </w:numPr>
+        <w:pStyle w:val="Compact"/>
+      </w:pPr>
+      <w:r>
+        <w:rPr>
+          <w:bCs/>
+          <w:b/>
+        </w:rPr>
         <w:t xml:space="preserve">api:</w:t>
       </w:r>
       <w:r>
         <w:t xml:space="preserve"> </w:t>
       </w:r>
       <w:r>
-        <w:t xml:space="preserve">se envía con una plantilla aprobada por la API de WhatsApp Cloud.</w:t>
+        <w:t xml:space="preserve">se envía con una plantilla aprobada por la API de WhatsApp Cloud (Meta).</w:t>
       </w:r>
     </w:p>
     <w:p>
@@ -4989,7 +5873,7 @@
         <w:t xml:space="preserve"> </w:t>
       </w:r>
       <w:r>
-        <w:t xml:space="preserve">(al aceptar),</w:t>
+        <w:t xml:space="preserve">(al pedir la cita),</w:t>
       </w:r>
       <w:r>
         <w:t xml:space="preserve"> </w:t>
@@ -5146,7 +6030,16 @@
         <w:t xml:space="preserve"> </w:t>
       </w:r>
       <w:r>
-        <w:t xml:space="preserve">117 comprobaciones automatizadas sobre una base limpia. Cubren el catálogo, el calendario, agendar, la carrera por la misma hora, la gestión con código, la regla de 24 horas, el panel de la secretaria, los mensajes, los permisos, el alta de pacientes, la historia clínica, el recordatorio y el restablecimiento de claves. Todas correctas al 7 de octubre de 2026.</w:t>
+        <w:rPr>
+          <w:rStyle w:val="VerbatimChar"/>
+        </w:rPr>
+        <w:t xml:space="preserve">docs/06-pruebas/pruebas.md</w:t>
+      </w:r>
+      <w:r>
+        <w:t xml:space="preserve"> </w:t>
+      </w:r>
+      <w:r>
+        <w:t xml:space="preserve">documenta 140 comprobaciones sobre una base limpia (117 al 7 de octubre y 23 más al 9 de octubre). Cubren el catálogo, el calendario, agendar, la carrera por la misma hora, la gestión con código, la regla de 24 horas, el panel de la secretaria, los mensajes, los permisos, el alta de pacientes, la historia clínica, el recordatorio y la migración. El informe suma a esas 140 las 53 comprobaciones del rol de la propietaria (13 de octubre), para un total de 193; el detalle de esas 53 y el script que las ejecuta están pendientes de incorporar al repositorio.</w:t>
       </w:r>
     </w:p>
     <w:p>
@@ -5193,13 +6086,13 @@
           <w:bCs/>
           <w:b/>
         </w:rPr>
-        <w:t xml:space="preserve">Flujo de aprobación (9 de octubre):</w:t>
-      </w:r>
-      <w:r>
-        <w:t xml:space="preserve"> </w:t>
-      </w:r>
-      <w:r>
-        <w:t xml:space="preserve">prueba de punta a punta contra la API sobre una base nueva y sobre una migrada con la 003: pedir cita sin correo (400), pendiente que aparta la hora, límite por documento, aceptar (crea la ficha y envía el enlace), reprogramar desde el enlace (vuelve a pendiente), rechazar (libera la hora), registrar en el consultorio, agendar desde la ficha, historia clínica y recordatorio de 24 horas. Además, recorrido en el navegador en modo demostración y con la API real, en escritorio y a 390 px.</w:t>
+        <w:t xml:space="preserve">Flujo de confirmación automática (9 de octubre):</w:t>
+      </w:r>
+      <w:r>
+        <w:t xml:space="preserve"> </w:t>
+      </w:r>
+      <w:r>
+        <w:t xml:space="preserve">prueba de punta a punta contra la API sobre una base nueva y una migrada: pedir cita (queda confirmada), enlace de gestión, reprogramar y cancelar desde el enlace, novedades en el panel, registro en el consultorio y recordatorio de 24 horas. Además, recorrido en el navegador en modo demostración y con la API real, en escritorio y a 390 px.</w:t>
       </w:r>
     </w:p>
     <w:p>
